--- a/data/revised_2026-10_full/tracked/v2/Maths/SS1.3_Quadratic_Equations/Mathematics_Quadratic_Equations_CBE_LessonSequence_TRACKED.docx
+++ b/data/revised_2026-10_full/tracked/v2/Maths/SS1.3_Quadratic_Equations/Mathematics_Quadratic_Equations_CBE_LessonSequence_TRACKED.docx
@@ -427,10 +427,10 @@
               <w:spacing w:after="40" w:before="0"/>
               <w:jc w:val="left"/>
               <w:rPr>
-                <w:ins w:id="9002" w:author="Claude (AI) - proposed" w:date="2026-10-15T12:57:39Z"/>
-              </w:rPr>
-            </w:pPr>
-            <w:ins w:id="9001" w:author="Claude (AI) - proposed" w:date="2026-10-15T12:57:39Z">
+                <w:ins w:id="9002" w:author="Claude (AI) - proposed" w:date="2026-10-18T00:30:49Z"/>
+              </w:rPr>
+            </w:pPr>
+            <w:ins w:id="9001" w:author="Claude (AI) - proposed" w:date="2026-10-18T00:30:49Z">
               <w:r>
                 <w:rPr>
                   <w:rFonts w:ascii="Arial" w:cs="Arial" w:eastAsia="Arial" w:hAnsi="Arial"/>
@@ -452,10 +452,10 @@
               <w:spacing w:after="40" w:before="0"/>
               <w:jc w:val="left"/>
               <w:rPr>
-                <w:del w:id="9004" w:author="Claude (AI) - proposed" w:date="2026-10-15T12:57:39Z"/>
-              </w:rPr>
-            </w:pPr>
-            <w:del w:id="9003" w:author="Claude (AI) - proposed" w:date="2026-10-15T12:57:39Z">
+                <w:del w:id="9004" w:author="Claude (AI) - proposed" w:date="2026-10-18T00:30:49Z"/>
+              </w:rPr>
+            </w:pPr>
+            <w:del w:id="9003" w:author="Claude (AI) - proposed" w:date="2026-10-18T00:30:49Z">
               <w:r>
                 <w:rPr>
                   <w:rFonts w:ascii="Arial" w:cs="Arial" w:eastAsia="Arial" w:hAnsi="Arial"/>
@@ -538,7 +538,7 @@
               </w:rPr>
               <w:t xml:space="preserve">–  Quadratic expressions: </w:t>
             </w:r>
-            <w:del w:id="9005" w:author="Claude (AI) - proposed" w:date="2026-10-15T12:57:39Z">
+            <w:del w:id="9005" w:author="Claude (AI) - proposed" w:date="2026-10-18T00:30:49Z">
               <w:r>
                 <w:rPr>
                   <w:rFonts w:ascii="Arial" w:cs="Arial" w:eastAsia="Arial" w:hAnsi="Arial"/>
@@ -553,7 +553,7 @@
                 <w:delText xml:space="preserve">identifying, expanding,</w:delText>
               </w:r>
             </w:del>
-            <w:ins w:id="9006" w:author="Claude (AI) - proposed" w:date="2026-10-15T12:57:39Z">
+            <w:ins w:id="9006" w:author="Claude (AI) - proposed" w:date="2026-10-18T00:30:49Z">
               <w:r>
                 <w:rPr>
                   <w:rFonts w:ascii="Arial" w:cs="Arial" w:eastAsia="Arial" w:hAnsi="Arial"/>
@@ -581,7 +581,7 @@
               </w:rPr>
               <w:t xml:space="preserve"> and simplifying expressions of the form ax² + bx + c</w:t>
             </w:r>
-            <w:ins w:id="9007" w:author="Claude (AI) - proposed" w:date="2026-10-15T12:57:39Z">
+            <w:ins w:id="9007" w:author="Claude (AI) - proposed" w:date="2026-10-18T00:30:49Z">
               <w:r>
                 <w:rPr>
                   <w:rFonts w:ascii="Arial" w:cs="Arial" w:eastAsia="Arial" w:hAnsi="Arial"/>
@@ -603,10 +603,10 @@
               <w:ind w:left="360" w:hanging="180"/>
               <w:jc w:val="left"/>
               <w:rPr>
-                <w:ins w:id="9009" w:author="Claude (AI) - proposed" w:date="2026-10-15T12:57:39Z"/>
-              </w:rPr>
-            </w:pPr>
-            <w:ins w:id="9008" w:author="Claude (AI) - proposed" w:date="2026-10-15T12:57:39Z">
+                <w:ins w:id="9009" w:author="Claude (AI) - proposed" w:date="2026-10-18T00:30:49Z"/>
+              </w:rPr>
+            </w:pPr>
+            <w:ins w:id="9008" w:author="Claude (AI) - proposed" w:date="2026-10-18T00:30:49Z">
               <w:r>
                 <w:rPr>
                   <w:rFonts w:ascii="Arial" w:cs="Arial" w:eastAsia="Arial" w:hAnsi="Arial"/>
@@ -661,7 +661,7 @@
               </w:rPr>
               <w:t xml:space="preserve">–  </w:t>
             </w:r>
-            <w:del w:id="9010" w:author="Claude (AI) - proposed" w:date="2026-10-15T12:57:39Z">
+            <w:del w:id="9010" w:author="Claude (AI) - proposed" w:date="2026-10-18T00:30:49Z">
               <w:r>
                 <w:rPr>
                   <w:rFonts w:ascii="Arial" w:cs="Arial" w:eastAsia="Arial" w:hAnsi="Arial"/>
@@ -676,7 +676,7 @@
                 <w:delText xml:space="preserve">Forming</w:delText>
               </w:r>
             </w:del>
-            <w:ins w:id="9011" w:author="Claude (AI) - proposed" w:date="2026-10-15T12:57:39Z">
+            <w:ins w:id="9011" w:author="Claude (AI) - proposed" w:date="2026-10-18T00:30:49Z">
               <w:r>
                 <w:rPr>
                   <w:rFonts w:ascii="Arial" w:cs="Arial" w:eastAsia="Arial" w:hAnsi="Arial"/>
@@ -704,7 +704,7 @@
               </w:rPr>
               <w:t xml:space="preserve"> quadratic equations from real-life contexts (e.g., area problems, Harambee fundraising targets)</w:t>
             </w:r>
-            <w:ins w:id="9012" w:author="Claude (AI) - proposed" w:date="2026-10-15T12:57:39Z">
+            <w:ins w:id="9012" w:author="Claude (AI) - proposed" w:date="2026-10-18T00:30:49Z">
               <w:r>
                 <w:rPr>
                   <w:rFonts w:ascii="Arial" w:cs="Arial" w:eastAsia="Arial" w:hAnsi="Arial"/>
@@ -739,7 +739,7 @@
               </w:rPr>
               <w:t xml:space="preserve">–  </w:t>
             </w:r>
-            <w:del w:id="9013" w:author="Claude (AI) - proposed" w:date="2026-10-15T12:57:39Z">
+            <w:del w:id="9013" w:author="Claude (AI) - proposed" w:date="2026-10-18T00:30:49Z">
               <w:r>
                 <w:rPr>
                   <w:rFonts w:ascii="Arial" w:cs="Arial" w:eastAsia="Arial" w:hAnsi="Arial"/>
@@ -754,7 +754,7 @@
                 <w:delText xml:space="preserve">Solving</w:delText>
               </w:r>
             </w:del>
-            <w:ins w:id="9014" w:author="Claude (AI) - proposed" w:date="2026-10-15T12:57:39Z">
+            <w:ins w:id="9014" w:author="Claude (AI) - proposed" w:date="2026-10-18T00:30:49Z">
               <w:r>
                 <w:rPr>
                   <w:rFonts w:ascii="Arial" w:cs="Arial" w:eastAsia="Arial" w:hAnsi="Arial"/>
@@ -789,10 +789,10 @@
               <w:ind w:left="360" w:hanging="180"/>
               <w:jc w:val="left"/>
               <w:rPr>
-                <w:del w:id="9016" w:author="Claude (AI) - proposed" w:date="2026-10-15T12:57:39Z"/>
-              </w:rPr>
-            </w:pPr>
-            <w:del w:id="9015" w:author="Claude (AI) - proposed" w:date="2026-10-15T12:57:39Z">
+                <w:del w:id="9016" w:author="Claude (AI) - proposed" w:date="2026-10-18T00:30:49Z"/>
+              </w:rPr>
+            </w:pPr>
+            <w:del w:id="9015" w:author="Claude (AI) - proposed" w:date="2026-10-18T00:30:49Z">
               <w:r>
                 <w:rPr>
                   <w:rFonts w:ascii="Arial" w:cs="Arial" w:eastAsia="Arial" w:hAnsi="Arial"/>
@@ -814,10 +814,10 @@
               <w:ind w:left="360" w:hanging="180"/>
               <w:jc w:val="left"/>
               <w:rPr>
-                <w:del w:id="9018" w:author="Claude (AI) - proposed" w:date="2026-10-15T12:57:39Z"/>
-              </w:rPr>
-            </w:pPr>
-            <w:del w:id="9017" w:author="Claude (AI) - proposed" w:date="2026-10-15T12:57:39Z">
+                <w:del w:id="9018" w:author="Claude (AI) - proposed" w:date="2026-10-18T00:30:49Z"/>
+              </w:rPr>
+            </w:pPr>
+            <w:del w:id="9017" w:author="Claude (AI) - proposed" w:date="2026-10-18T00:30:49Z">
               <w:r>
                 <w:rPr>
                   <w:rFonts w:ascii="Arial" w:cs="Arial" w:eastAsia="Arial" w:hAnsi="Arial"/>
@@ -852,7 +852,7 @@
               </w:rPr>
               <w:t xml:space="preserve">–  </w:t>
             </w:r>
-            <w:del w:id="9019" w:author="Claude (AI) - proposed" w:date="2026-10-15T12:57:39Z">
+            <w:del w:id="9019" w:author="Claude (AI) - proposed" w:date="2026-10-18T00:30:49Z">
               <w:r>
                 <w:rPr>
                   <w:rFonts w:ascii="Arial" w:cs="Arial" w:eastAsia="Arial" w:hAnsi="Arial"/>
@@ -867,7 +867,7 @@
                 <w:delText xml:space="preserve">Applications</w:delText>
               </w:r>
             </w:del>
-            <w:ins w:id="9020" w:author="Claude (AI) - proposed" w:date="2026-10-15T12:57:39Z">
+            <w:ins w:id="9020" w:author="Claude (AI) - proposed" w:date="2026-10-18T00:30:49Z">
               <w:r>
                 <w:rPr>
                   <w:rFonts w:ascii="Arial" w:cs="Arial" w:eastAsia="Arial" w:hAnsi="Arial"/>
@@ -895,7 +895,7 @@
               </w:rPr>
               <w:t xml:space="preserve"> of quadratic equations </w:t>
             </w:r>
-            <w:del w:id="9021" w:author="Claude (AI) - proposed" w:date="2026-10-15T12:57:39Z">
+            <w:del w:id="9021" w:author="Claude (AI) - proposed" w:date="2026-10-18T00:30:49Z">
               <w:r>
                 <w:rPr>
                   <w:rFonts w:ascii="Arial" w:cs="Arial" w:eastAsia="Arial" w:hAnsi="Arial"/>
@@ -910,7 +910,7 @@
                 <w:delText xml:space="preserve">in day-to-day</w:delText>
               </w:r>
             </w:del>
-            <w:ins w:id="9022" w:author="Claude (AI) - proposed" w:date="2026-10-15T12:57:39Z">
+            <w:ins w:id="9022" w:author="Claude (AI) - proposed" w:date="2026-10-18T00:30:49Z">
               <w:r>
                 <w:rPr>
                   <w:rFonts w:ascii="Arial" w:cs="Arial" w:eastAsia="Arial" w:hAnsi="Arial"/>
@@ -945,10 +945,10 @@
               <w:ind w:left="360" w:hanging="180"/>
               <w:jc w:val="left"/>
               <w:rPr>
-                <w:ins w:id="9024" w:author="Claude (AI) - proposed" w:date="2026-10-15T12:57:39Z"/>
-              </w:rPr>
-            </w:pPr>
-            <w:ins w:id="9023" w:author="Claude (AI) - proposed" w:date="2026-10-15T12:57:39Z">
+                <w:ins w:id="9024" w:author="Claude (AI) - proposed" w:date="2026-10-18T00:30:49Z"/>
+              </w:rPr>
+            </w:pPr>
+            <w:ins w:id="9023" w:author="Claude (AI) - proposed" w:date="2026-10-18T00:30:49Z">
               <w:r>
                 <w:rPr>
                   <w:rFonts w:ascii="Arial" w:cs="Arial" w:eastAsia="Arial" w:hAnsi="Arial"/>
@@ -1051,7 +1051,7 @@
               </w:rPr>
               <w:t xml:space="preserve">a) </w:t>
             </w:r>
-            <w:del w:id="9025" w:author="Claude (AI) - proposed" w:date="2026-10-15T12:57:39Z">
+            <w:del w:id="9025" w:author="Claude (AI) - proposed" w:date="2026-10-18T00:30:49Z">
               <w:r>
                 <w:rPr>
                   <w:rFonts w:ascii="Arial" w:cs="Arial" w:eastAsia="Arial" w:hAnsi="Arial"/>
@@ -1066,7 +1066,7 @@
                 <w:delText xml:space="preserve">identify and write quadratic expressions of the form ax² + bx + c in</w:delText>
               </w:r>
             </w:del>
-            <w:ins w:id="9026" w:author="Claude (AI) - proposed" w:date="2026-10-15T12:57:39Z">
+            <w:ins w:id="9026" w:author="Claude (AI) - proposed" w:date="2026-10-18T00:30:49Z">
               <w:r>
                 <w:rPr>
                   <w:rFonts w:ascii="Arial" w:cs="Arial" w:eastAsia="Arial" w:hAnsi="Arial"/>
@@ -1101,10 +1101,10 @@
               <w:spacing w:after="40" w:before="0"/>
               <w:jc w:val="left"/>
               <w:rPr>
-                <w:del w:id="9028" w:author="Claude (AI) - proposed" w:date="2026-10-15T12:57:39Z"/>
-              </w:rPr>
-            </w:pPr>
-            <w:del w:id="9027" w:author="Claude (AI) - proposed" w:date="2026-10-15T12:57:39Z">
+                <w:del w:id="9028" w:author="Claude (AI) - proposed" w:date="2026-10-18T00:30:49Z"/>
+              </w:rPr>
+            </w:pPr>
+            <w:del w:id="9027" w:author="Claude (AI) - proposed" w:date="2026-10-18T00:30:49Z">
               <w:r>
                 <w:rPr>
                   <w:rFonts w:ascii="Arial" w:cs="Arial" w:eastAsia="Arial" w:hAnsi="Arial"/>
@@ -1126,10 +1126,10 @@
               <w:spacing w:after="40" w:before="0"/>
               <w:jc w:val="left"/>
               <w:rPr>
-                <w:del w:id="9030" w:author="Claude (AI) - proposed" w:date="2026-10-15T12:57:39Z"/>
-              </w:rPr>
-            </w:pPr>
-            <w:del w:id="9029" w:author="Claude (AI) - proposed" w:date="2026-10-15T12:57:39Z">
+                <w:del w:id="9030" w:author="Claude (AI) - proposed" w:date="2026-10-18T00:30:49Z"/>
+              </w:rPr>
+            </w:pPr>
+            <w:del w:id="9029" w:author="Claude (AI) - proposed" w:date="2026-10-18T00:30:49Z">
               <w:r>
                 <w:rPr>
                   <w:rFonts w:ascii="Arial" w:cs="Arial" w:eastAsia="Arial" w:hAnsi="Arial"/>
@@ -1151,10 +1151,10 @@
               <w:spacing w:after="40" w:before="0"/>
               <w:jc w:val="left"/>
               <w:rPr>
-                <w:del w:id="9032" w:author="Claude (AI) - proposed" w:date="2026-10-15T12:57:39Z"/>
-              </w:rPr>
-            </w:pPr>
-            <w:del w:id="9031" w:author="Claude (AI) - proposed" w:date="2026-10-15T12:57:39Z">
+                <w:del w:id="9032" w:author="Claude (AI) - proposed" w:date="2026-10-18T00:30:49Z"/>
+              </w:rPr>
+            </w:pPr>
+            <w:del w:id="9031" w:author="Claude (AI) - proposed" w:date="2026-10-18T00:30:49Z">
               <w:r>
                 <w:rPr>
                   <w:rFonts w:ascii="Arial" w:cs="Arial" w:eastAsia="Arial" w:hAnsi="Arial"/>
@@ -1176,10 +1176,10 @@
               <w:spacing w:after="40" w:before="0"/>
               <w:jc w:val="left"/>
               <w:rPr>
-                <w:del w:id="9034" w:author="Claude (AI) - proposed" w:date="2026-10-15T12:57:39Z"/>
-              </w:rPr>
-            </w:pPr>
-            <w:del w:id="9033" w:author="Claude (AI) - proposed" w:date="2026-10-15T12:57:39Z">
+                <w:del w:id="9034" w:author="Claude (AI) - proposed" w:date="2026-10-18T00:30:49Z"/>
+              </w:rPr>
+            </w:pPr>
+            <w:del w:id="9033" w:author="Claude (AI) - proposed" w:date="2026-10-18T00:30:49Z">
               <w:r>
                 <w:rPr>
                   <w:rFonts w:ascii="Arial" w:cs="Arial" w:eastAsia="Arial" w:hAnsi="Arial"/>
@@ -1201,7 +1201,7 @@
               <w:spacing w:after="40" w:before="0"/>
               <w:jc w:val="left"/>
             </w:pPr>
-            <w:del w:id="9035" w:author="Claude (AI) - proposed" w:date="2026-10-15T12:57:39Z">
+            <w:del w:id="9035" w:author="Claude (AI) - proposed" w:date="2026-10-18T00:30:49Z">
               <w:r>
                 <w:rPr>
                   <w:rFonts w:ascii="Arial" w:cs="Arial" w:eastAsia="Arial" w:hAnsi="Arial"/>
@@ -1216,7 +1216,7 @@
                 <w:delText xml:space="preserve">f) solve quadratic equations by completing the square</w:delText>
               </w:r>
             </w:del>
-            <w:ins w:id="9036" w:author="Claude (AI) - proposed" w:date="2026-10-15T12:57:39Z">
+            <w:ins w:id="9036" w:author="Claude (AI) - proposed" w:date="2026-10-18T00:30:49Z">
               <w:r>
                 <w:rPr>
                   <w:rFonts w:ascii="Arial" w:cs="Arial" w:eastAsia="Arial" w:hAnsi="Arial"/>
@@ -1251,7 +1251,7 @@
               <w:spacing w:after="40" w:before="0"/>
               <w:jc w:val="left"/>
             </w:pPr>
-            <w:del w:id="9037" w:author="Claude (AI) - proposed" w:date="2026-10-15T12:57:39Z">
+            <w:del w:id="9037" w:author="Claude (AI) - proposed" w:date="2026-10-18T00:30:49Z">
               <w:r>
                 <w:rPr>
                   <w:rFonts w:ascii="Arial" w:cs="Arial" w:eastAsia="Arial" w:hAnsi="Arial"/>
@@ -1266,7 +1266,7 @@
                 <w:delText xml:space="preserve">g) solve quadratic equations using the quadratic formula</w:delText>
               </w:r>
             </w:del>
-            <w:ins w:id="9038" w:author="Claude (AI) - proposed" w:date="2026-10-15T12:57:39Z">
+            <w:ins w:id="9038" w:author="Claude (AI) - proposed" w:date="2026-10-18T00:30:49Z">
               <w:r>
                 <w:rPr>
                   <w:rFonts w:ascii="Arial" w:cs="Arial" w:eastAsia="Arial" w:hAnsi="Arial"/>
@@ -1301,7 +1301,7 @@
               <w:spacing w:after="40" w:before="0"/>
               <w:jc w:val="left"/>
             </w:pPr>
-            <w:del w:id="9039" w:author="Claude (AI) - proposed" w:date="2026-10-15T12:57:39Z">
+            <w:del w:id="9039" w:author="Claude (AI) - proposed" w:date="2026-10-18T00:30:49Z">
               <w:r>
                 <w:rPr>
                   <w:rFonts w:ascii="Arial" w:cs="Arial" w:eastAsia="Arial" w:hAnsi="Arial"/>
@@ -1316,7 +1316,7 @@
                 <w:delText xml:space="preserve">h) apply quadratic equations to solve problems in day-to-day</w:delText>
               </w:r>
             </w:del>
-            <w:ins w:id="9040" w:author="Claude (AI) - proposed" w:date="2026-10-15T12:57:39Z">
+            <w:ins w:id="9040" w:author="Claude (AI) - proposed" w:date="2026-10-18T00:30:49Z">
               <w:r>
                 <w:rPr>
                   <w:rFonts w:ascii="Arial" w:cs="Arial" w:eastAsia="Arial" w:hAnsi="Arial"/>
@@ -1351,10 +1351,10 @@
               <w:spacing w:after="40" w:before="0"/>
               <w:jc w:val="left"/>
               <w:rPr>
-                <w:ins w:id="9042" w:author="Claude (AI) - proposed" w:date="2026-10-15T12:57:39Z"/>
-              </w:rPr>
-            </w:pPr>
-            <w:ins w:id="9041" w:author="Claude (AI) - proposed" w:date="2026-10-15T12:57:39Z">
+                <w:ins w:id="9042" w:author="Claude (AI) - proposed" w:date="2026-10-18T00:30:49Z"/>
+              </w:rPr>
+            </w:pPr>
+            <w:ins w:id="9041" w:author="Claude (AI) - proposed" w:date="2026-10-18T00:30:49Z">
               <w:r>
                 <w:rPr>
                   <w:rFonts w:ascii="Arial" w:cs="Arial" w:eastAsia="Arial" w:hAnsi="Arial"/>
@@ -1376,10 +1376,10 @@
               <w:spacing w:after="40" w:before="0"/>
               <w:jc w:val="left"/>
               <w:rPr>
-                <w:ins w:id="9044" w:author="Claude (AI) - proposed" w:date="2026-10-15T12:57:39Z"/>
-              </w:rPr>
-            </w:pPr>
-            <w:ins w:id="9043" w:author="Claude (AI) - proposed" w:date="2026-10-15T12:57:39Z">
+                <w:ins w:id="9044" w:author="Claude (AI) - proposed" w:date="2026-10-18T00:30:49Z"/>
+              </w:rPr>
+            </w:pPr>
+            <w:ins w:id="9043" w:author="Claude (AI) - proposed" w:date="2026-10-18T00:30:49Z">
               <w:r>
                 <w:rPr>
                   <w:rFonts w:ascii="Arial" w:cs="Arial" w:eastAsia="Arial" w:hAnsi="Arial"/>
@@ -1401,7 +1401,7 @@
               <w:spacing w:after="40" w:before="0"/>
               <w:jc w:val="left"/>
             </w:pPr>
-            <w:del w:id="9045" w:author="Claude (AI) - proposed" w:date="2026-10-15T12:57:39Z">
+            <w:del w:id="9045" w:author="Claude (AI) - proposed" w:date="2026-10-18T00:30:49Z">
               <w:r>
                 <w:rPr>
                   <w:rFonts w:ascii="Arial" w:cs="Arial" w:eastAsia="Arial" w:hAnsi="Arial"/>
@@ -1416,7 +1416,7 @@
                 <w:delText xml:space="preserve">i) appreciate the relevance of quadratic equations in modelling real-world phenomena.</w:delText>
               </w:r>
             </w:del>
-            <w:ins w:id="9046" w:author="Claude (AI) - proposed" w:date="2026-10-15T12:57:39Z">
+            <w:ins w:id="9046" w:author="Claude (AI) - proposed" w:date="2026-10-18T00:30:49Z">
               <w:r>
                 <w:rPr>
                   <w:rFonts w:ascii="Arial" w:cs="Arial" w:eastAsia="Arial" w:hAnsi="Arial"/>
@@ -1438,10 +1438,10 @@
               <w:spacing w:after="40" w:before="0"/>
               <w:jc w:val="left"/>
               <w:rPr>
-                <w:ins w:id="9048" w:author="Claude (AI) - proposed" w:date="2026-10-15T12:57:39Z"/>
-              </w:rPr>
-            </w:pPr>
-            <w:ins w:id="9047" w:author="Claude (AI) - proposed" w:date="2026-10-15T12:57:39Z">
+                <w:ins w:id="9048" w:author="Claude (AI) - proposed" w:date="2026-10-18T00:30:49Z"/>
+              </w:rPr>
+            </w:pPr>
+            <w:ins w:id="9047" w:author="Claude (AI) - proposed" w:date="2026-10-18T00:30:49Z">
               <w:r>
                 <w:rPr>
                   <w:rFonts w:ascii="Arial" w:cs="Arial" w:eastAsia="Arial" w:hAnsi="Arial"/>
@@ -1463,10 +1463,10 @@
               <w:spacing w:after="40" w:before="0"/>
               <w:jc w:val="left"/>
               <w:rPr>
-                <w:ins w:id="9050" w:author="Claude (AI) - proposed" w:date="2026-10-15T12:57:39Z"/>
-              </w:rPr>
-            </w:pPr>
-            <w:ins w:id="9049" w:author="Claude (AI) - proposed" w:date="2026-10-15T12:57:39Z">
+                <w:ins w:id="9050" w:author="Claude (AI) - proposed" w:date="2026-10-18T00:30:49Z"/>
+              </w:rPr>
+            </w:pPr>
+            <w:ins w:id="9049" w:author="Claude (AI) - proposed" w:date="2026-10-18T00:30:49Z">
               <w:r>
                 <w:rPr>
                   <w:rFonts w:ascii="Arial" w:cs="Arial" w:eastAsia="Arial" w:hAnsi="Arial"/>
@@ -1488,10 +1488,10 @@
               <w:spacing w:after="40" w:before="0"/>
               <w:jc w:val="left"/>
               <w:rPr>
-                <w:ins w:id="9052" w:author="Claude (AI) - proposed" w:date="2026-10-15T12:57:39Z"/>
-              </w:rPr>
-            </w:pPr>
-            <w:ins w:id="9051" w:author="Claude (AI) - proposed" w:date="2026-10-15T12:57:39Z">
+                <w:ins w:id="9052" w:author="Claude (AI) - proposed" w:date="2026-10-18T00:30:49Z"/>
+              </w:rPr>
+            </w:pPr>
+            <w:ins w:id="9051" w:author="Claude (AI) - proposed" w:date="2026-10-18T00:30:49Z">
               <w:r>
                 <w:rPr>
                   <w:rFonts w:ascii="Arial" w:cs="Arial" w:eastAsia="Arial" w:hAnsi="Arial"/>
@@ -1561,10 +1561,10 @@
               <w:ind w:left="360" w:hanging="180"/>
               <w:jc w:val="left"/>
               <w:rPr>
-                <w:del w:id="9054" w:author="Claude (AI) - proposed" w:date="2026-10-15T12:57:39Z"/>
-              </w:rPr>
-            </w:pPr>
-            <w:del w:id="9053" w:author="Claude (AI) - proposed" w:date="2026-10-15T12:57:39Z">
+                <w:del w:id="9054" w:author="Claude (AI) - proposed" w:date="2026-10-18T00:30:49Z"/>
+              </w:rPr>
+            </w:pPr>
+            <w:del w:id="9053" w:author="Claude (AI) - proposed" w:date="2026-10-18T00:30:49Z">
               <w:r>
                 <w:rPr>
                   <w:rFonts w:ascii="Arial" w:cs="Arial" w:eastAsia="Arial" w:hAnsi="Arial"/>
@@ -1599,7 +1599,7 @@
               </w:rPr>
               <w:t xml:space="preserve">–  Critical </w:t>
             </w:r>
-            <w:del w:id="9055" w:author="Claude (AI) - proposed" w:date="2026-10-15T12:57:39Z">
+            <w:del w:id="9055" w:author="Claude (AI) - proposed" w:date="2026-10-18T00:30:49Z">
               <w:r>
                 <w:rPr>
                   <w:rFonts w:ascii="Arial" w:cs="Arial" w:eastAsia="Arial" w:hAnsi="Arial"/>
@@ -1614,7 +1614,7 @@
                 <w:delText xml:space="preserve">Thinking and Problem Solving: The learner analyses</w:delText>
               </w:r>
             </w:del>
-            <w:ins w:id="9056" w:author="Claude (AI) - proposed" w:date="2026-10-15T12:57:39Z">
+            <w:ins w:id="9056" w:author="Claude (AI) - proposed" w:date="2026-10-18T00:30:49Z">
               <w:r>
                 <w:rPr>
                   <w:rFonts w:ascii="Arial" w:cs="Arial" w:eastAsia="Arial" w:hAnsi="Arial"/>
@@ -1642,7 +1642,7 @@
               </w:rPr>
               <w:t xml:space="preserve"> real-life situations (e.g., </w:t>
             </w:r>
-            <w:del w:id="9057" w:author="Claude (AI) - proposed" w:date="2026-10-15T12:57:39Z">
+            <w:del w:id="9057" w:author="Claude (AI) - proposed" w:date="2026-10-18T00:30:49Z">
               <w:r>
                 <w:rPr>
                   <w:rFonts w:ascii="Arial" w:cs="Arial" w:eastAsia="Arial" w:hAnsi="Arial"/>
@@ -1670,7 +1670,7 @@
               </w:rPr>
               <w:t xml:space="preserve">the dimensions of</w:t>
             </w:r>
-            <w:ins w:id="9058" w:author="Claude (AI) - proposed" w:date="2026-10-15T12:57:39Z">
+            <w:ins w:id="9058" w:author="Claude (AI) - proposed" w:date="2026-10-18T00:30:49Z">
               <w:r>
                 <w:rPr>
                   <w:rFonts w:ascii="Arial" w:cs="Arial" w:eastAsia="Arial" w:hAnsi="Arial"/>
@@ -1698,7 +1698,7 @@
               </w:rPr>
               <w:t xml:space="preserve"> a shamba plot in Kericho given its area) to form and solve quadratic equations, selecting the most efficient method among factorisation, completing the square</w:t>
             </w:r>
-            <w:del w:id="9059" w:author="Claude (AI) - proposed" w:date="2026-10-15T12:57:39Z">
+            <w:del w:id="9059" w:author="Claude (AI) - proposed" w:date="2026-10-18T00:30:49Z">
               <w:r>
                 <w:rPr>
                   <w:rFonts w:ascii="Arial" w:cs="Arial" w:eastAsia="Arial" w:hAnsi="Arial"/>
@@ -1713,7 +1713,7 @@
                 <w:delText xml:space="preserve">, or</w:delText>
               </w:r>
             </w:del>
-            <w:ins w:id="9060" w:author="Claude (AI) - proposed" w:date="2026-10-15T12:57:39Z">
+            <w:ins w:id="9060" w:author="Claude (AI) - proposed" w:date="2026-10-18T00:30:49Z">
               <w:r>
                 <w:rPr>
                   <w:rFonts w:ascii="Arial" w:cs="Arial" w:eastAsia="Arial" w:hAnsi="Arial"/>
@@ -1748,10 +1748,10 @@
               <w:ind w:left="360" w:hanging="180"/>
               <w:jc w:val="left"/>
               <w:rPr>
-                <w:ins w:id="9062" w:author="Claude (AI) - proposed" w:date="2026-10-15T12:57:39Z"/>
-              </w:rPr>
-            </w:pPr>
-            <w:ins w:id="9061" w:author="Claude (AI) - proposed" w:date="2026-10-15T12:57:39Z">
+                <w:ins w:id="9062" w:author="Claude (AI) - proposed" w:date="2026-10-18T00:30:49Z"/>
+              </w:rPr>
+            </w:pPr>
+            <w:ins w:id="9061" w:author="Claude (AI) - proposed" w:date="2026-10-18T00:30:49Z">
               <w:r>
                 <w:rPr>
                   <w:rFonts w:ascii="Arial" w:cs="Arial" w:eastAsia="Arial" w:hAnsi="Arial"/>
@@ -1773,10 +1773,10 @@
               <w:spacing w:after="40" w:before="0"/>
               <w:jc w:val="left"/>
               <w:rPr>
-                <w:ins w:id="9064" w:author="Claude (AI) - proposed" w:date="2026-10-15T12:57:39Z"/>
-              </w:rPr>
-            </w:pPr>
-            <w:ins w:id="9063" w:author="Claude (AI) - proposed" w:date="2026-10-15T12:57:39Z">
+                <w:ins w:id="9064" w:author="Claude (AI) - proposed" w:date="2026-10-18T00:30:49Z"/>
+              </w:rPr>
+            </w:pPr>
+            <w:ins w:id="9063" w:author="Claude (AI) - proposed" w:date="2026-10-18T00:30:49Z">
               <w:r>
                 <w:rPr>
                   <w:rFonts w:ascii="Arial" w:cs="Arial" w:eastAsia="Arial" w:hAnsi="Arial"/>
@@ -1811,7 +1811,7 @@
               </w:rPr>
               <w:t xml:space="preserve">–  Digital Literacy: </w:t>
             </w:r>
-            <w:del w:id="9065" w:author="Claude (AI) - proposed" w:date="2026-10-15T12:57:39Z">
+            <w:del w:id="9065" w:author="Claude (AI) - proposed" w:date="2026-10-18T00:30:49Z">
               <w:r>
                 <w:rPr>
                   <w:rFonts w:ascii="Arial" w:cs="Arial" w:eastAsia="Arial" w:hAnsi="Arial"/>
@@ -1826,7 +1826,7 @@
                 <w:delText xml:space="preserve">The</w:delText>
               </w:r>
             </w:del>
-            <w:ins w:id="9066" w:author="Claude (AI) - proposed" w:date="2026-10-15T12:57:39Z">
+            <w:ins w:id="9066" w:author="Claude (AI) - proposed" w:date="2026-10-18T00:30:49Z">
               <w:r>
                 <w:rPr>
                   <w:rFonts w:ascii="Arial" w:cs="Arial" w:eastAsia="Arial" w:hAnsi="Arial"/>
@@ -1874,7 +1874,7 @@
               </w:rPr>
               <w:t xml:space="preserve">–  Learning to Learn: </w:t>
             </w:r>
-            <w:del w:id="9067" w:author="Claude (AI) - proposed" w:date="2026-10-15T12:57:39Z">
+            <w:del w:id="9067" w:author="Claude (AI) - proposed" w:date="2026-10-18T00:30:49Z">
               <w:r>
                 <w:rPr>
                   <w:rFonts w:ascii="Arial" w:cs="Arial" w:eastAsia="Arial" w:hAnsi="Arial"/>
@@ -1889,7 +1889,7 @@
                 <w:delText xml:space="preserve">The</w:delText>
               </w:r>
             </w:del>
-            <w:ins w:id="9068" w:author="Claude (AI) - proposed" w:date="2026-10-15T12:57:39Z">
+            <w:ins w:id="9068" w:author="Claude (AI) - proposed" w:date="2026-10-18T00:30:49Z">
               <w:r>
                 <w:rPr>
                   <w:rFonts w:ascii="Arial" w:cs="Arial" w:eastAsia="Arial" w:hAnsi="Arial"/>
@@ -1937,7 +1937,7 @@
               </w:rPr>
               <w:t xml:space="preserve">–  Self-Efficacy: </w:t>
             </w:r>
-            <w:del w:id="9069" w:author="Claude (AI) - proposed" w:date="2026-10-15T12:57:39Z">
+            <w:del w:id="9069" w:author="Claude (AI) - proposed" w:date="2026-10-18T00:30:49Z">
               <w:r>
                 <w:rPr>
                   <w:rFonts w:ascii="Arial" w:cs="Arial" w:eastAsia="Arial" w:hAnsi="Arial"/>
@@ -1952,7 +1952,7 @@
                 <w:delText xml:space="preserve">The</w:delText>
               </w:r>
             </w:del>
-            <w:ins w:id="9070" w:author="Claude (AI) - proposed" w:date="2026-10-15T12:57:39Z">
+            <w:ins w:id="9070" w:author="Claude (AI) - proposed" w:date="2026-10-18T00:30:49Z">
               <w:r>
                 <w:rPr>
                   <w:rFonts w:ascii="Arial" w:cs="Arial" w:eastAsia="Arial" w:hAnsi="Arial"/>
@@ -2048,7 +2048,7 @@
               </w:rPr>
               <w:t xml:space="preserve">–  Unity: </w:t>
             </w:r>
-            <w:del w:id="9071" w:author="Claude (AI) - proposed" w:date="2026-10-15T12:57:39Z">
+            <w:del w:id="9071" w:author="Claude (AI) - proposed" w:date="2026-10-18T00:30:49Z">
               <w:r>
                 <w:rPr>
                   <w:rFonts w:ascii="Arial" w:cs="Arial" w:eastAsia="Arial" w:hAnsi="Arial"/>
@@ -2063,7 +2063,7 @@
                 <w:delText xml:space="preserve">The learner works</w:delText>
               </w:r>
             </w:del>
-            <w:ins w:id="9072" w:author="Claude (AI) - proposed" w:date="2026-10-15T12:57:39Z">
+            <w:ins w:id="9072" w:author="Claude (AI) - proposed" w:date="2026-10-18T00:30:49Z">
               <w:r>
                 <w:rPr>
                   <w:rFonts w:ascii="Arial" w:cs="Arial" w:eastAsia="Arial" w:hAnsi="Arial"/>
@@ -2098,10 +2098,10 @@
               <w:ind w:left="360" w:hanging="180"/>
               <w:jc w:val="left"/>
               <w:rPr>
-                <w:ins w:id="9074" w:author="Claude (AI) - proposed" w:date="2026-10-15T12:57:39Z"/>
-              </w:rPr>
-            </w:pPr>
-            <w:ins w:id="9073" w:author="Claude (AI) - proposed" w:date="2026-10-15T12:57:39Z">
+                <w:ins w:id="9074" w:author="Claude (AI) - proposed" w:date="2026-10-18T00:30:49Z"/>
+              </w:rPr>
+            </w:pPr>
+            <w:ins w:id="9073" w:author="Claude (AI) - proposed" w:date="2026-10-18T00:30:49Z">
               <w:r>
                 <w:rPr>
                   <w:rFonts w:ascii="Arial" w:cs="Arial" w:eastAsia="Arial" w:hAnsi="Arial"/>
@@ -2123,10 +2123,10 @@
               <w:spacing w:after="40" w:before="0"/>
               <w:jc w:val="left"/>
               <w:rPr>
-                <w:ins w:id="9076" w:author="Claude (AI) - proposed" w:date="2026-10-15T12:57:39Z"/>
-              </w:rPr>
-            </w:pPr>
-            <w:ins w:id="9075" w:author="Claude (AI) - proposed" w:date="2026-10-15T12:57:39Z">
+                <w:ins w:id="9076" w:author="Claude (AI) - proposed" w:date="2026-10-18T00:30:49Z"/>
+              </w:rPr>
+            </w:pPr>
+            <w:ins w:id="9075" w:author="Claude (AI) - proposed" w:date="2026-10-18T00:30:49Z">
               <w:r>
                 <w:rPr>
                   <w:rFonts w:ascii="Arial" w:cs="Arial" w:eastAsia="Arial" w:hAnsi="Arial"/>
@@ -2161,7 +2161,7 @@
               </w:rPr>
               <w:t xml:space="preserve">–  Responsibility: </w:t>
             </w:r>
-            <w:del w:id="9077" w:author="Claude (AI) - proposed" w:date="2026-10-15T12:57:39Z">
+            <w:del w:id="9077" w:author="Claude (AI) - proposed" w:date="2026-10-18T00:30:49Z">
               <w:r>
                 <w:rPr>
                   <w:rFonts w:ascii="Arial" w:cs="Arial" w:eastAsia="Arial" w:hAnsi="Arial"/>
@@ -2176,7 +2176,7 @@
                 <w:delText xml:space="preserve">The</w:delText>
               </w:r>
             </w:del>
-            <w:ins w:id="9078" w:author="Claude (AI) - proposed" w:date="2026-10-15T12:57:39Z">
+            <w:ins w:id="9078" w:author="Claude (AI) - proposed" w:date="2026-10-18T00:30:49Z">
               <w:r>
                 <w:rPr>
                   <w:rFonts w:ascii="Arial" w:cs="Arial" w:eastAsia="Arial" w:hAnsi="Arial"/>
@@ -2224,7 +2224,7 @@
               </w:rPr>
               <w:t xml:space="preserve">–  Integrity: </w:t>
             </w:r>
-            <w:del w:id="9079" w:author="Claude (AI) - proposed" w:date="2026-10-15T12:57:39Z">
+            <w:del w:id="9079" w:author="Claude (AI) - proposed" w:date="2026-10-18T00:30:49Z">
               <w:r>
                 <w:rPr>
                   <w:rFonts w:ascii="Arial" w:cs="Arial" w:eastAsia="Arial" w:hAnsi="Arial"/>
@@ -2239,7 +2239,7 @@
                 <w:delText xml:space="preserve">The</w:delText>
               </w:r>
             </w:del>
-            <w:ins w:id="9080" w:author="Claude (AI) - proposed" w:date="2026-10-15T12:57:39Z">
+            <w:ins w:id="9080" w:author="Claude (AI) - proposed" w:date="2026-10-18T00:30:49Z">
               <w:r>
                 <w:rPr>
                   <w:rFonts w:ascii="Arial" w:cs="Arial" w:eastAsia="Arial" w:hAnsi="Arial"/>
@@ -2287,7 +2287,7 @@
               </w:rPr>
               <w:t xml:space="preserve">–  Social Justice: </w:t>
             </w:r>
-            <w:del w:id="9081" w:author="Claude (AI) - proposed" w:date="2026-10-15T12:57:39Z">
+            <w:del w:id="9081" w:author="Claude (AI) - proposed" w:date="2026-10-18T00:30:49Z">
               <w:r>
                 <w:rPr>
                   <w:rFonts w:ascii="Arial" w:cs="Arial" w:eastAsia="Arial" w:hAnsi="Arial"/>
@@ -2302,7 +2302,7 @@
                 <w:delText xml:space="preserve">The</w:delText>
               </w:r>
             </w:del>
-            <w:ins w:id="9082" w:author="Claude (AI) - proposed" w:date="2026-10-15T12:57:39Z">
+            <w:ins w:id="9082" w:author="Claude (AI) - proposed" w:date="2026-10-18T00:30:49Z">
               <w:r>
                 <w:rPr>
                   <w:rFonts w:ascii="Arial" w:cs="Arial" w:eastAsia="Arial" w:hAnsi="Arial"/>
@@ -2533,10 +2533,10 @@
               <w:ind w:left="360" w:hanging="180"/>
               <w:jc w:val="left"/>
               <w:rPr>
-                <w:ins w:id="9084" w:author="Claude (AI) - proposed" w:date="2026-10-15T12:57:39Z"/>
-              </w:rPr>
-            </w:pPr>
-            <w:ins w:id="9083" w:author="Claude (AI) - proposed" w:date="2026-10-15T12:57:39Z">
+                <w:ins w:id="9084" w:author="Claude (AI) - proposed" w:date="2026-10-18T00:30:49Z"/>
+              </w:rPr>
+            </w:pPr>
+            <w:ins w:id="9083" w:author="Claude (AI) - proposed" w:date="2026-10-18T00:30:49Z">
               <w:r>
                 <w:rPr>
                   <w:rFonts w:ascii="Arial" w:cs="Arial" w:eastAsia="Arial" w:hAnsi="Arial"/>
@@ -2558,10 +2558,10 @@
               <w:spacing w:after="40" w:before="0"/>
               <w:jc w:val="left"/>
               <w:rPr>
-                <w:ins w:id="9086" w:author="Claude (AI) - proposed" w:date="2026-10-15T12:57:39Z"/>
-              </w:rPr>
-            </w:pPr>
-            <w:ins w:id="9085" w:author="Claude (AI) - proposed" w:date="2026-10-15T12:57:39Z">
+                <w:ins w:id="9086" w:author="Claude (AI) - proposed" w:date="2026-10-18T00:30:49Z"/>
+              </w:rPr>
+            </w:pPr>
+            <w:ins w:id="9085" w:author="Claude (AI) - proposed" w:date="2026-10-18T00:30:49Z">
               <w:r>
                 <w:rPr>
                   <w:rFonts w:ascii="Arial" w:cs="Arial" w:eastAsia="Arial" w:hAnsi="Arial"/>
@@ -2596,7 +2596,7 @@
               </w:rPr>
               <w:t xml:space="preserve">–  Life Skills (Critical Thinking and Problem Solving): </w:t>
             </w:r>
-            <w:del w:id="9087" w:author="Claude (AI) - proposed" w:date="2026-10-15T12:57:39Z">
+            <w:del w:id="9087" w:author="Claude (AI) - proposed" w:date="2026-10-18T00:30:49Z">
               <w:r>
                 <w:rPr>
                   <w:rFonts w:ascii="Arial" w:cs="Arial" w:eastAsia="Arial" w:hAnsi="Arial"/>
@@ -2611,7 +2611,7 @@
                 <w:delText xml:space="preserve">The</w:delText>
               </w:r>
             </w:del>
-            <w:ins w:id="9088" w:author="Claude (AI) - proposed" w:date="2026-10-15T12:57:39Z">
+            <w:ins w:id="9088" w:author="Claude (AI) - proposed" w:date="2026-10-18T00:30:49Z">
               <w:r>
                 <w:rPr>
                   <w:rFonts w:ascii="Arial" w:cs="Arial" w:eastAsia="Arial" w:hAnsi="Arial"/>
@@ -2659,7 +2659,7 @@
               </w:rPr>
               <w:t xml:space="preserve">–  Financial Literacy: </w:t>
             </w:r>
-            <w:del w:id="9089" w:author="Claude (AI) - proposed" w:date="2026-10-15T12:57:39Z">
+            <w:del w:id="9089" w:author="Claude (AI) - proposed" w:date="2026-10-18T00:30:49Z">
               <w:r>
                 <w:rPr>
                   <w:rFonts w:ascii="Arial" w:cs="Arial" w:eastAsia="Arial" w:hAnsi="Arial"/>
@@ -2674,7 +2674,7 @@
                 <w:delText xml:space="preserve">The</w:delText>
               </w:r>
             </w:del>
-            <w:ins w:id="9090" w:author="Claude (AI) - proposed" w:date="2026-10-15T12:57:39Z">
+            <w:ins w:id="9090" w:author="Claude (AI) - proposed" w:date="2026-10-18T00:30:49Z">
               <w:r>
                 <w:rPr>
                   <w:rFonts w:ascii="Arial" w:cs="Arial" w:eastAsia="Arial" w:hAnsi="Arial"/>
@@ -2722,7 +2722,7 @@
               </w:rPr>
               <w:t xml:space="preserve">–  Environmental Education: </w:t>
             </w:r>
-            <w:del w:id="9091" w:author="Claude (AI) - proposed" w:date="2026-10-15T12:57:39Z">
+            <w:del w:id="9091" w:author="Claude (AI) - proposed" w:date="2026-10-18T00:30:49Z">
               <w:r>
                 <w:rPr>
                   <w:rFonts w:ascii="Arial" w:cs="Arial" w:eastAsia="Arial" w:hAnsi="Arial"/>
@@ -2737,7 +2737,7 @@
                 <w:delText xml:space="preserve">The</w:delText>
               </w:r>
             </w:del>
-            <w:ins w:id="9092" w:author="Claude (AI) - proposed" w:date="2026-10-15T12:57:39Z">
+            <w:ins w:id="9092" w:author="Claude (AI) - proposed" w:date="2026-10-18T00:30:49Z">
               <w:r>
                 <w:rPr>
                   <w:rFonts w:ascii="Arial" w:cs="Arial" w:eastAsia="Arial" w:hAnsi="Arial"/>
@@ -2785,7 +2785,7 @@
               </w:rPr>
               <w:t xml:space="preserve">–  Citizenship: </w:t>
             </w:r>
-            <w:del w:id="9093" w:author="Claude (AI) - proposed" w:date="2026-10-15T12:57:39Z">
+            <w:del w:id="9093" w:author="Claude (AI) - proposed" w:date="2026-10-18T00:30:49Z">
               <w:r>
                 <w:rPr>
                   <w:rFonts w:ascii="Arial" w:cs="Arial" w:eastAsia="Arial" w:hAnsi="Arial"/>
@@ -2800,7 +2800,7 @@
                 <w:delText xml:space="preserve">The</w:delText>
               </w:r>
             </w:del>
-            <w:ins w:id="9094" w:author="Claude (AI) - proposed" w:date="2026-10-15T12:57:39Z">
+            <w:ins w:id="9094" w:author="Claude (AI) - proposed" w:date="2026-10-18T00:30:49Z">
               <w:r>
                 <w:rPr>
                   <w:rFonts w:ascii="Arial" w:cs="Arial" w:eastAsia="Arial" w:hAnsi="Arial"/>
@@ -3152,7 +3152,7 @@
               </w:rPr>
               <w:t xml:space="preserve">KICD KEY INQUIRY </w:t>
             </w:r>
-            <w:del w:id="9095" w:author="Claude (AI) - proposed" w:date="2026-10-15T12:57:39Z">
+            <w:del w:id="9095" w:author="Claude (AI) - proposed" w:date="2026-10-18T00:30:49Z">
               <w:r>
                 <w:rPr>
                   <w:rFonts w:ascii="Arial" w:cs="Arial" w:eastAsia="Arial" w:hAnsi="Arial"/>
@@ -3167,7 +3167,7 @@
                 <w:delText xml:space="preserve">QUESTIONS</w:delText>
               </w:r>
             </w:del>
-            <w:ins w:id="9096" w:author="Claude (AI) - proposed" w:date="2026-10-15T12:57:39Z">
+            <w:ins w:id="9096" w:author="Claude (AI) - proposed" w:date="2026-10-18T00:30:49Z">
               <w:r>
                 <w:rPr>
                   <w:rFonts w:ascii="Arial" w:cs="Arial" w:eastAsia="Arial" w:hAnsi="Arial"/>
@@ -3202,10 +3202,10 @@
               <w:spacing w:after="40" w:before="0"/>
               <w:jc w:val="left"/>
               <w:rPr>
-                <w:ins w:id="9098" w:author="Claude (AI) - proposed" w:date="2026-10-15T12:57:39Z"/>
-              </w:rPr>
-            </w:pPr>
-            <w:ins w:id="9097" w:author="Claude (AI) - proposed" w:date="2026-10-15T12:57:39Z">
+                <w:ins w:id="9098" w:author="Claude (AI) - proposed" w:date="2026-10-18T00:30:49Z"/>
+              </w:rPr>
+            </w:pPr>
+            <w:ins w:id="9097" w:author="Claude (AI) - proposed" w:date="2026-10-18T00:30:49Z">
               <w:r>
                 <w:rPr>
                   <w:rFonts w:ascii="Arial" w:cs="Arial" w:eastAsia="Arial" w:hAnsi="Arial"/>
@@ -3227,10 +3227,10 @@
               <w:spacing w:after="40" w:before="0"/>
               <w:jc w:val="left"/>
               <w:rPr>
-                <w:ins w:id="9100" w:author="Claude (AI) - proposed" w:date="2026-10-15T12:57:39Z"/>
-              </w:rPr>
-            </w:pPr>
-            <w:ins w:id="9099" w:author="Claude (AI) - proposed" w:date="2026-10-15T12:57:39Z">
+                <w:ins w:id="9100" w:author="Claude (AI) - proposed" w:date="2026-10-18T00:30:49Z"/>
+              </w:rPr>
+            </w:pPr>
+            <w:ins w:id="9099" w:author="Claude (AI) - proposed" w:date="2026-10-18T00:30:49Z">
               <w:r>
                 <w:rPr>
                   <w:rFonts w:ascii="Arial" w:cs="Arial" w:eastAsia="Arial" w:hAnsi="Arial"/>
@@ -3252,10 +3252,10 @@
               <w:spacing w:after="40" w:before="0"/>
               <w:jc w:val="left"/>
               <w:rPr>
-                <w:ins w:id="9102" w:author="Claude (AI) - proposed" w:date="2026-10-15T12:57:39Z"/>
-              </w:rPr>
-            </w:pPr>
-            <w:ins w:id="9101" w:author="Claude (AI) - proposed" w:date="2026-10-15T12:57:39Z">
+                <w:ins w:id="9102" w:author="Claude (AI) - proposed" w:date="2026-10-18T00:30:49Z"/>
+              </w:rPr>
+            </w:pPr>
+            <w:ins w:id="9101" w:author="Claude (AI) - proposed" w:date="2026-10-18T00:30:49Z">
               <w:r>
                 <w:rPr>
                   <w:rFonts w:ascii="Arial" w:cs="Arial" w:eastAsia="Arial" w:hAnsi="Arial"/>
@@ -3378,7 +3378,7 @@
               </w:rPr>
               <w:t xml:space="preserve">A community in Githurai, Nairobi, is planning a Harambee to raise funds to build a new multipurpose hall. The organising committee knows the hall must have a rectangular floor with an area of exactly 120 m², and that the length must be 2 metres more than the width. When the committee tries to find the dimensions using simple arithmetic or a linear equation, they get stuck — no straightforward linear method gives them an answer. A local </w:t>
             </w:r>
-            <w:del w:id="9103" w:author="Claude (AI) - proposed" w:date="2026-10-15T12:57:39Z">
+            <w:del w:id="9103" w:author="Claude (AI) - proposed" w:date="2026-10-18T00:30:49Z">
               <w:r>
                 <w:rPr>
                   <w:rFonts w:ascii="Arial" w:cs="Arial" w:eastAsia="Arial" w:hAnsi="Arial"/>
@@ -3393,7 +3393,7 @@
                 <w:delText xml:space="preserve">Form 4</w:delText>
               </w:r>
             </w:del>
-            <w:ins w:id="9104" w:author="Claude (AI) - proposed" w:date="2026-10-15T12:57:39Z">
+            <w:ins w:id="9104" w:author="Claude (AI) - proposed" w:date="2026-10-18T00:30:49Z">
               <w:r>
                 <w:rPr>
                   <w:rFonts w:ascii="Arial" w:cs="Arial" w:eastAsia="Arial" w:hAnsi="Arial"/>
@@ -3529,7 +3529,7 @@
               </w:rPr>
               <w:t xml:space="preserve">Lesson 2 — EXPANDING &amp; SIMPLIFYING QUADRATIC EXPRESSIONS: Students learn to expand products such as (w + 2)(w + 3) and (2x − 1)(3x + 4) using the distributive law and FOIL method. </w:t>
             </w:r>
-            <w:del w:id="9105" w:author="Claude (AI) - proposed" w:date="2026-10-15T12:57:39Z">
+            <w:del w:id="9105" w:author="Claude (AI) - proposed" w:date="2026-10-18T00:30:49Z">
               <w:r>
                 <w:rPr>
                   <w:rFonts w:ascii="Arial" w:cs="Arial" w:eastAsia="Arial" w:hAnsi="Arial"/>
@@ -3544,7 +3544,7 @@
                 <w:delText xml:space="preserve">Supporting phenomena</w:delText>
               </w:r>
             </w:del>
-            <w:ins w:id="9106" w:author="Claude (AI) - proposed" w:date="2026-10-15T12:57:39Z">
+            <w:ins w:id="9106" w:author="Claude (AI) - proposed" w:date="2026-10-18T00:30:49Z">
               <w:r>
                 <w:rPr>
                   <w:rFonts w:ascii="Arial" w:cs="Arial" w:eastAsia="Arial" w:hAnsi="Arial"/>
@@ -3572,7 +3572,7 @@
               </w:rPr>
               <w:t xml:space="preserve"> (the Kericho </w:t>
             </w:r>
-            <w:del w:id="9107" w:author="Claude (AI) - proposed" w:date="2026-10-15T12:57:39Z">
+            <w:del w:id="9107" w:author="Claude (AI) - proposed" w:date="2026-10-18T00:30:49Z">
               <w:r>
                 <w:rPr>
                   <w:rFonts w:ascii="Arial" w:cs="Arial" w:eastAsia="Arial" w:hAnsi="Arial"/>
@@ -3587,7 +3587,7 @@
                 <w:delText xml:space="preserve">farm fencing problem</w:delText>
               </w:r>
             </w:del>
-            <w:ins w:id="9108" w:author="Claude (AI) - proposed" w:date="2026-10-15T12:57:39Z">
+            <w:ins w:id="9108" w:author="Claude (AI) - proposed" w:date="2026-10-18T00:30:49Z">
               <w:r>
                 <w:rPr>
                   <w:rFonts w:ascii="Arial" w:cs="Arial" w:eastAsia="Arial" w:hAnsi="Arial"/>
@@ -3655,7 +3655,7 @@
               </w:rPr>
               <w:t xml:space="preserve">Lesson 3 — FACTORISATION OF QUADRATIC EXPRESSIONS: Students reverse the expansion process to factorise quadratic expressions of the form x² + bx + c and ax² + bx + c, including perfect square trinomials and difference of two squares</w:t>
             </w:r>
-            <w:ins w:id="9109" w:author="Claude (AI) - proposed" w:date="2026-10-15T12:57:39Z">
+            <w:ins w:id="9109" w:author="Claude (AI) - proposed" w:date="2026-10-18T00:30:49Z">
               <w:r>
                 <w:rPr>
                   <w:rFonts w:ascii="Arial" w:cs="Arial" w:eastAsia="Arial" w:hAnsi="Arial"/>
@@ -3898,10 +3898,10 @@
               <w:ind w:left="360" w:hanging="180"/>
               <w:jc w:val="left"/>
               <w:rPr>
-                <w:ins w:id="9111" w:author="Claude (AI) - proposed" w:date="2026-10-15T12:57:39Z"/>
-              </w:rPr>
-            </w:pPr>
-            <w:ins w:id="9110" w:author="Claude (AI) - proposed" w:date="2026-10-15T12:57:39Z">
+                <w:ins w:id="9111" w:author="Claude (AI) - proposed" w:date="2026-10-18T00:30:49Z"/>
+              </w:rPr>
+            </w:pPr>
+            <w:ins w:id="9110" w:author="Claude (AI) - proposed" w:date="2026-10-18T00:30:49Z">
               <w:r>
                 <w:rPr>
                   <w:rFonts w:ascii="Arial" w:cs="Arial" w:eastAsia="Arial" w:hAnsi="Arial"/>
@@ -3923,10 +3923,10 @@
               <w:ind w:left="360" w:hanging="180"/>
               <w:jc w:val="left"/>
               <w:rPr>
-                <w:ins w:id="9113" w:author="Claude (AI) - proposed" w:date="2026-10-15T12:57:39Z"/>
-              </w:rPr>
-            </w:pPr>
-            <w:ins w:id="9112" w:author="Claude (AI) - proposed" w:date="2026-10-15T12:57:39Z">
+                <w:ins w:id="9113" w:author="Claude (AI) - proposed" w:date="2026-10-18T00:30:49Z"/>
+              </w:rPr>
+            </w:pPr>
+            <w:ins w:id="9112" w:author="Claude (AI) - proposed" w:date="2026-10-18T00:30:49Z">
               <w:r>
                 <w:rPr>
                   <w:rFonts w:ascii="Arial" w:cs="Arial" w:eastAsia="Arial" w:hAnsi="Arial"/>
@@ -3948,10 +3948,10 @@
               <w:ind w:left="360" w:hanging="180"/>
               <w:jc w:val="left"/>
               <w:rPr>
-                <w:del w:id="9115" w:author="Claude (AI) - proposed" w:date="2026-10-15T12:57:39Z"/>
-              </w:rPr>
-            </w:pPr>
-            <w:del w:id="9114" w:author="Claude (AI) - proposed" w:date="2026-10-15T12:57:39Z">
+                <w:del w:id="9115" w:author="Claude (AI) - proposed" w:date="2026-10-18T00:30:49Z"/>
+              </w:rPr>
+            </w:pPr>
+            <w:del w:id="9114" w:author="Claude (AI) - proposed" w:date="2026-10-18T00:30:49Z">
               <w:r>
                 <w:rPr>
                   <w:rFonts w:ascii="Arial" w:cs="Arial" w:eastAsia="Arial" w:hAnsi="Arial"/>
@@ -3973,10 +3973,10 @@
               <w:ind w:left="360" w:hanging="180"/>
               <w:jc w:val="left"/>
               <w:rPr>
-                <w:del w:id="9117" w:author="Claude (AI) - proposed" w:date="2026-10-15T12:57:39Z"/>
-              </w:rPr>
-            </w:pPr>
-            <w:del w:id="9116" w:author="Claude (AI) - proposed" w:date="2026-10-15T12:57:39Z">
+                <w:del w:id="9117" w:author="Claude (AI) - proposed" w:date="2026-10-18T00:30:49Z"/>
+              </w:rPr>
+            </w:pPr>
+            <w:del w:id="9116" w:author="Claude (AI) - proposed" w:date="2026-10-18T00:30:49Z">
               <w:r>
                 <w:rPr>
                   <w:rFonts w:ascii="Arial" w:cs="Arial" w:eastAsia="Arial" w:hAnsi="Arial"/>
@@ -4011,7 +4011,7 @@
               </w:rPr>
               <w:t xml:space="preserve">–  A stone is thrown </w:t>
             </w:r>
-            <w:del w:id="9118" w:author="Claude (AI) - proposed" w:date="2026-10-15T12:57:39Z">
+            <w:del w:id="9118" w:author="Claude (AI) - proposed" w:date="2026-10-18T00:30:49Z">
               <w:r>
                 <w:rPr>
                   <w:rFonts w:ascii="Arial" w:cs="Arial" w:eastAsia="Arial" w:hAnsi="Arial"/>
@@ -4026,7 +4026,7 @@
                 <w:delText xml:space="preserve">vertically upward from the top of a building in Mombasa. Its height above the ground (in metres)</w:delText>
               </w:r>
             </w:del>
-            <w:ins w:id="9119" w:author="Claude (AI) - proposed" w:date="2026-10-15T12:57:39Z">
+            <w:ins w:id="9119" w:author="Claude (AI) - proposed" w:date="2026-10-18T00:30:49Z">
               <w:r>
                 <w:rPr>
                   <w:rFonts w:ascii="Arial" w:cs="Arial" w:eastAsia="Arial" w:hAnsi="Arial"/>
@@ -4054,7 +4054,7 @@
               </w:rPr>
               <w:t xml:space="preserve"> after t seconds is</w:t>
             </w:r>
-            <w:del w:id="9120" w:author="Claude (AI) - proposed" w:date="2026-10-15T12:57:39Z">
+            <w:del w:id="9120" w:author="Claude (AI) - proposed" w:date="2026-10-18T00:30:49Z">
               <w:r>
                 <w:rPr>
                   <w:rFonts w:ascii="Arial" w:cs="Arial" w:eastAsia="Arial" w:hAnsi="Arial"/>
@@ -4082,7 +4082,7 @@
               </w:rPr>
               <w:t xml:space="preserve"> h = −5t² + 20t + 25</w:t>
             </w:r>
-            <w:ins w:id="9121" w:author="Claude (AI) - proposed" w:date="2026-10-15T12:57:39Z">
+            <w:ins w:id="9121" w:author="Claude (AI) - proposed" w:date="2026-10-18T00:30:49Z">
               <w:r>
                 <w:rPr>
                   <w:rFonts w:ascii="Arial" w:cs="Arial" w:eastAsia="Arial" w:hAnsi="Arial"/>
@@ -4110,7 +4110,7 @@
               </w:rPr>
               <w:t xml:space="preserve">. Students use the quadratic formula to find when </w:t>
             </w:r>
-            <w:del w:id="9122" w:author="Claude (AI) - proposed" w:date="2026-10-15T12:57:39Z">
+            <w:del w:id="9122" w:author="Claude (AI) - proposed" w:date="2026-10-18T00:30:49Z">
               <w:r>
                 <w:rPr>
                   <w:rFonts w:ascii="Arial" w:cs="Arial" w:eastAsia="Arial" w:hAnsi="Arial"/>
@@ -4125,7 +4125,7 @@
                 <w:delText xml:space="preserve">the stone hits the ground, connecting quadratic equations to motion in a physical context they can visualise</w:delText>
               </w:r>
             </w:del>
-            <w:ins w:id="9123" w:author="Claude (AI) - proposed" w:date="2026-10-15T12:57:39Z">
+            <w:ins w:id="9123" w:author="Claude (AI) - proposed" w:date="2026-10-18T00:30:49Z">
               <w:r>
                 <w:rPr>
                   <w:rFonts w:ascii="Arial" w:cs="Arial" w:eastAsia="Arial" w:hAnsi="Arial"/>
@@ -4160,10 +4160,10 @@
               <w:ind w:left="360" w:hanging="180"/>
               <w:jc w:val="left"/>
               <w:rPr>
-                <w:ins w:id="9125" w:author="Claude (AI) - proposed" w:date="2026-10-15T12:57:39Z"/>
-              </w:rPr>
-            </w:pPr>
-            <w:ins w:id="9124" w:author="Claude (AI) - proposed" w:date="2026-10-15T12:57:39Z">
+                <w:ins w:id="9125" w:author="Claude (AI) - proposed" w:date="2026-10-18T00:30:49Z"/>
+              </w:rPr>
+            </w:pPr>
+            <w:ins w:id="9124" w:author="Claude (AI) - proposed" w:date="2026-10-18T00:30:49Z">
               <w:r>
                 <w:rPr>
                   <w:rFonts w:ascii="Arial" w:cs="Arial" w:eastAsia="Arial" w:hAnsi="Arial"/>
@@ -4185,10 +4185,10 @@
               <w:ind w:left="360" w:hanging="180"/>
               <w:jc w:val="left"/>
               <w:rPr>
-                <w:del w:id="9127" w:author="Claude (AI) - proposed" w:date="2026-10-15T12:57:39Z"/>
-              </w:rPr>
-            </w:pPr>
-            <w:del w:id="9126" w:author="Claude (AI) - proposed" w:date="2026-10-15T12:57:39Z">
+                <w:del w:id="9127" w:author="Claude (AI) - proposed" w:date="2026-10-18T00:30:49Z"/>
+              </w:rPr>
+            </w:pPr>
+            <w:del w:id="9126" w:author="Claude (AI) - proposed" w:date="2026-10-18T00:30:49Z">
               <w:r>
                 <w:rPr>
                   <w:rFonts w:ascii="Arial" w:cs="Arial" w:eastAsia="Arial" w:hAnsi="Arial"/>
@@ -4325,7 +4325,7 @@
         </w:rPr>
         <w:t xml:space="preserve">© 2026 SeaVuria and ARES. This work is licensed under a </w:t>
       </w:r>
-      <w:hyperlink w:history="1" r:id="rIdo_xizkhgcnspkcmy6jok-">
+      <w:hyperlink w:history="1" r:id="rId2_a6lelinzdx14ebblzt6">
         <w:r>
           <w:rPr>
             <w:rFonts w:ascii="Arial" w:cs="Arial" w:eastAsia="Arial" w:hAnsi="Arial"/>
@@ -4345,7 +4345,7 @@
         </w:rPr>
         <w:t xml:space="preserve"> (</w:t>
       </w:r>
-      <w:hyperlink w:history="1" r:id="rId3sgskix_c4o06ff-oawc6">
+      <w:hyperlink w:history="1" r:id="rIdyijporvlfeamywhae-m3k">
         <w:r>
           <w:rPr>
             <w:rFonts w:ascii="Arial" w:cs="Arial" w:eastAsia="Arial" w:hAnsi="Arial"/>
@@ -4365,7 +4365,7 @@
         </w:rPr>
         <w:t xml:space="preserve">). To view a copy of this license, visit </w:t>
       </w:r>
-      <w:hyperlink w:history="1" r:id="rIdkgr2od6snbfdepfxhs8i5">
+      <w:hyperlink w:history="1" r:id="rIdfbohxdcdyx62pp8b5rn3r">
         <w:r>
           <w:rPr>
             <w:rFonts w:ascii="Arial" w:cs="Arial" w:eastAsia="Arial" w:hAnsi="Arial"/>
@@ -4441,7 +4441,7 @@
               </w:rPr>
               <w:t xml:space="preserve">LESSON 1 (40 minutes (</w:t>
             </w:r>
-            <w:del w:id="9128" w:author="Claude (AI) - proposed" w:date="2026-10-15T12:57:39Z">
+            <w:del w:id="9128" w:author="Claude (AI) - proposed" w:date="2026-10-18T00:30:49Z">
               <w:r>
                 <w:rPr>
                   <w:rFonts w:ascii="Arial" w:cs="Arial" w:eastAsia="Arial" w:hAnsi="Arial"/>
@@ -4456,7 +4456,7 @@
                 <w:delText xml:space="preserve">one lesson; double period optional for DQB</w:delText>
               </w:r>
             </w:del>
-            <w:ins w:id="9129" w:author="Claude (AI) - proposed" w:date="2026-10-15T12:57:39Z">
+            <w:ins w:id="9129" w:author="Claude (AI) - proposed" w:date="2026-10-18T00:30:49Z">
               <w:r>
                 <w:rPr>
                   <w:rFonts w:ascii="Arial" w:cs="Arial" w:eastAsia="Arial" w:hAnsi="Arial"/>
@@ -4915,7 +4915,7 @@
               <w:spacing w:after="40" w:before="0"/>
               <w:jc w:val="left"/>
             </w:pPr>
-            <w:ins w:id="9130" w:author="Claude (AI) - proposed" w:date="2026-10-15T12:57:39Z">
+            <w:ins w:id="9130" w:author="Claude (AI) - proposed" w:date="2026-10-18T00:30:49Z">
               <w:r>
                 <w:rPr>
                   <w:rFonts w:ascii="Arial" w:cs="Arial" w:eastAsia="Arial" w:hAnsi="Arial"/>
@@ -5462,7 +5462,7 @@
             <w:pPr>
               <w:spacing w:after="20" w:before="0"/>
             </w:pPr>
-            <w:hyperlink w:history="1" r:id="rId2n9cleclpz0rkdd9vwhsm">
+            <w:hyperlink w:history="1" r:id="rIdzifrarlhlnhnxerosindo">
               <w:r>
                 <w:rPr>
                   <w:rFonts w:ascii="Arial" w:cs="Arial" w:eastAsia="Arial" w:hAnsi="Arial"/>
@@ -5511,7 +5511,7 @@
               <w:spacing w:after="10" w:before="0"/>
               <w:ind w:left="120"/>
             </w:pPr>
-            <w:hyperlink w:history="1" r:id="rId0a4vh8y2gpjwqsgelfc4q">
+            <w:hyperlink w:history="1" r:id="rIdbolpnk2wtlscl0rvf-brd">
               <w:r>
                 <w:rPr>
                   <w:rFonts w:ascii="Arial" w:cs="Arial" w:eastAsia="Arial" w:hAnsi="Arial"/>
@@ -5556,7 +5556,7 @@
             <w:pPr>
               <w:spacing w:after="20" w:before="0"/>
             </w:pPr>
-            <w:hyperlink w:history="1" r:id="rIdofaei0evgvmjf4xv6z9v2">
+            <w:hyperlink w:history="1" r:id="rIdtwq0l-1vfxiz6wo5zb2xi">
               <w:r>
                 <w:rPr>
                   <w:rFonts w:ascii="Arial" w:cs="Arial" w:eastAsia="Arial" w:hAnsi="Arial"/>
@@ -5605,7 +5605,7 @@
               <w:spacing w:after="10" w:before="0"/>
               <w:ind w:left="120"/>
             </w:pPr>
-            <w:hyperlink w:history="1" r:id="rIdpwp09u4thjo5e2ltuqnx6">
+            <w:hyperlink w:history="1" r:id="rIdu21pztxzuu57jvdvtjqil">
               <w:r>
                 <w:rPr>
                   <w:rFonts w:ascii="Arial" w:cs="Arial" w:eastAsia="Arial" w:hAnsi="Arial"/>
@@ -5805,7 +5805,7 @@
             <w:pPr>
               <w:spacing w:after="20" w:before="0"/>
             </w:pPr>
-            <w:hyperlink w:history="1" r:id="rIdiga_biwem-3i_f6obifmz">
+            <w:hyperlink w:history="1" r:id="rIdlyc_zsa8sstjupg3pba3y">
               <w:r>
                 <w:rPr>
                   <w:rFonts w:ascii="Arial" w:cs="Arial" w:eastAsia="Arial" w:hAnsi="Arial"/>
@@ -5854,7 +5854,7 @@
               <w:spacing w:after="10" w:before="0"/>
               <w:ind w:left="120"/>
             </w:pPr>
-            <w:hyperlink w:history="1" r:id="rIdlk3fk27bgchl4fds5mih5">
+            <w:hyperlink w:history="1" r:id="rIdznvzncvb76l4z-jbgkdop">
               <w:r>
                 <w:rPr>
                   <w:rFonts w:ascii="Arial" w:cs="Arial" w:eastAsia="Arial" w:hAnsi="Arial"/>
@@ -5899,7 +5899,7 @@
             <w:pPr>
               <w:spacing w:after="20" w:before="0"/>
             </w:pPr>
-            <w:hyperlink w:history="1" r:id="rIdf_wmlijpbozorenxoyaye">
+            <w:hyperlink w:history="1" r:id="rId6etde3oypfdwuiqtxlzm_">
               <w:r>
                 <w:rPr>
                   <w:rFonts w:ascii="Arial" w:cs="Arial" w:eastAsia="Arial" w:hAnsi="Arial"/>
@@ -5948,7 +5948,7 @@
               <w:spacing w:after="10" w:before="0"/>
               <w:ind w:left="120"/>
             </w:pPr>
-            <w:hyperlink w:history="1" r:id="rIdmakq-_d4q7rmfssomrmei">
+            <w:hyperlink w:history="1" r:id="rIdr26zvg9w5gxcb39shwjtw">
               <w:r>
                 <w:rPr>
                   <w:rFonts w:ascii="Arial" w:cs="Arial" w:eastAsia="Arial" w:hAnsi="Arial"/>
@@ -6148,7 +6148,7 @@
             <w:pPr>
               <w:spacing w:after="20" w:before="0"/>
             </w:pPr>
-            <w:hyperlink w:history="1" r:id="rIddlkq0nqzbi3giji8brzef">
+            <w:hyperlink w:history="1" r:id="rIdkrezogoanw4ssrlb_vpr3">
               <w:r>
                 <w:rPr>
                   <w:rFonts w:ascii="Arial" w:cs="Arial" w:eastAsia="Arial" w:hAnsi="Arial"/>
@@ -6197,7 +6197,7 @@
               <w:spacing w:after="10" w:before="0"/>
               <w:ind w:left="120"/>
             </w:pPr>
-            <w:hyperlink w:history="1" r:id="rId0tmeiqt20x3kneklaks5i">
+            <w:hyperlink w:history="1" r:id="rId4srjqqfoaewfmc6gvt2we">
               <w:r>
                 <w:rPr>
                   <w:rFonts w:ascii="Arial" w:cs="Arial" w:eastAsia="Arial" w:hAnsi="Arial"/>
@@ -6242,7 +6242,7 @@
             <w:pPr>
               <w:spacing w:after="20" w:before="0"/>
             </w:pPr>
-            <w:hyperlink w:history="1" r:id="rIdlpjapc3gqe2srqrxb5fbc">
+            <w:hyperlink w:history="1" r:id="rIdbx_5c-vgyj8zrug2qo4bk">
               <w:r>
                 <w:rPr>
                   <w:rFonts w:ascii="Arial" w:cs="Arial" w:eastAsia="Arial" w:hAnsi="Arial"/>
@@ -6291,7 +6291,7 @@
               <w:spacing w:after="10" w:before="0"/>
               <w:ind w:left="120"/>
             </w:pPr>
-            <w:hyperlink w:history="1" r:id="rIdch1xg6vvndfq1jz8bl7ps">
+            <w:hyperlink w:history="1" r:id="rIdkgebtnvsbf4lli2dmrevb">
               <w:r>
                 <w:rPr>
                   <w:rFonts w:ascii="Arial" w:cs="Arial" w:eastAsia="Arial" w:hAnsi="Arial"/>
@@ -6369,7 +6369,7 @@
               </w:rPr>
               <w:t xml:space="preserve">Say: "Let's write down exactly what the committee knows. Area is length times width. Turn to your partner and write an equation using w." WAIT TIME: 10-15 seconds after the question, then cold-call 3 pairs. Write w(w + 2) = 120 on the board. Say: "Remove the bracket: w times w is w squared, w times 2 is 2w." Show w^2 + 2w - 120 = 0. Introduce vocabulary: "An expression whose highest power is 2 is a quadratic expression; set equal to something, it is a quadratic equation. The general form is ax^2 + bx + c = 0, where a is not zero." Ask: "Why can't a be zero?" (Cold-call 2.) Ask 3 learners to state a, b and c for the hall. Do not solve the equation yet; say: "We will learn how to expand, factorise and solve in the coming lessons. Today we name the problem." Show 6 mixed expressions for quick linear/quadratic sorting using thumbs up or down.</w:t>
             </w:r>
-            <w:ins w:id="9131" w:author="Claude (AI) - proposed" w:date="2026-10-15T12:57:39Z">
+            <w:ins w:id="9131" w:author="Claude (AI) - proposed" w:date="2026-10-18T00:30:49Z">
               <w:r>
                 <w:rPr>
                   <w:rFonts w:ascii="Arial" w:cs="Arial" w:eastAsia="Arial" w:hAnsi="Arial"/>
@@ -6506,7 +6506,7 @@
             <w:pPr>
               <w:spacing w:after="20" w:before="0"/>
             </w:pPr>
-            <w:hyperlink w:history="1" r:id="rIdohw_wjwy9imzfcxwwuemw">
+            <w:hyperlink w:history="1" r:id="rIdqy-schknuiv666yivim7_">
               <w:r>
                 <w:rPr>
                   <w:rFonts w:ascii="Arial" w:cs="Arial" w:eastAsia="Arial" w:hAnsi="Arial"/>
@@ -6555,7 +6555,7 @@
               <w:spacing w:after="10" w:before="0"/>
               <w:ind w:left="120"/>
             </w:pPr>
-            <w:hyperlink w:history="1" r:id="rIddmwvdvq730w5cfo-p9gdy">
+            <w:hyperlink w:history="1" r:id="rIdimostfcy0yyte9kd_rj-z">
               <w:r>
                 <w:rPr>
                   <w:rFonts w:ascii="Arial" w:cs="Arial" w:eastAsia="Arial" w:hAnsi="Arial"/>
@@ -6600,7 +6600,7 @@
             <w:pPr>
               <w:spacing w:after="20" w:before="0"/>
             </w:pPr>
-            <w:hyperlink w:history="1" r:id="rIdbpmwuhpgdogj7-7djioll">
+            <w:hyperlink w:history="1" r:id="rIdgp0dablrx0wbfvckzbqds">
               <w:r>
                 <w:rPr>
                   <w:rFonts w:ascii="Arial" w:cs="Arial" w:eastAsia="Arial" w:hAnsi="Arial"/>
@@ -6649,7 +6649,7 @@
               <w:spacing w:after="10" w:before="0"/>
               <w:ind w:left="120"/>
             </w:pPr>
-            <w:hyperlink w:history="1" r:id="rIdjcxoxgfb6yaz6wqqgtaku">
+            <w:hyperlink w:history="1" r:id="rIdfweejsnc1gfiqm1d9gjgp">
               <w:r>
                 <w:rPr>
                   <w:rFonts w:ascii="Arial" w:cs="Arial" w:eastAsia="Arial" w:hAnsi="Arial"/>
@@ -6849,7 +6849,7 @@
             <w:pPr>
               <w:spacing w:after="20" w:before="0"/>
             </w:pPr>
-            <w:hyperlink w:history="1" r:id="rIdloclsgkxue9ivbpwf0lb-">
+            <w:hyperlink w:history="1" r:id="rId2ooknjdkdb6yc6hbaie3a">
               <w:r>
                 <w:rPr>
                   <w:rFonts w:ascii="Arial" w:cs="Arial" w:eastAsia="Arial" w:hAnsi="Arial"/>
@@ -6898,7 +6898,7 @@
               <w:spacing w:after="10" w:before="0"/>
               <w:ind w:left="120"/>
             </w:pPr>
-            <w:hyperlink w:history="1" r:id="rIdfya8brepdt1quhwzkpohm">
+            <w:hyperlink w:history="1" r:id="rId1q0yjoycjlo_e4b832zo2">
               <w:r>
                 <w:rPr>
                   <w:rFonts w:ascii="Arial" w:cs="Arial" w:eastAsia="Arial" w:hAnsi="Arial"/>
@@ -6943,7 +6943,7 @@
             <w:pPr>
               <w:spacing w:after="20" w:before="0"/>
             </w:pPr>
-            <w:hyperlink w:history="1" r:id="rIdg2dk68ccedjqhv2yyfnwa">
+            <w:hyperlink w:history="1" r:id="rIdhezzdogmerf1blleatjew">
               <w:r>
                 <w:rPr>
                   <w:rFonts w:ascii="Arial" w:cs="Arial" w:eastAsia="Arial" w:hAnsi="Arial"/>
@@ -6992,7 +6992,7 @@
               <w:spacing w:after="10" w:before="0"/>
               <w:ind w:left="120"/>
             </w:pPr>
-            <w:hyperlink w:history="1" r:id="rIdevm7dduepqzryqzr3_jg6">
+            <w:hyperlink w:history="1" r:id="rIdyze70wu8quaqfml4e7w9-">
               <w:r>
                 <w:rPr>
                   <w:rFonts w:ascii="Arial" w:cs="Arial" w:eastAsia="Arial" w:hAnsi="Arial"/>
@@ -7517,7 +7517,7 @@
         </w:rPr>
         <w:t xml:space="preserve">© 2026 SeaVuria and ARES. Aligned with KICD objectives. Developed by SeaVuria; technical implementation by ARES (with AI assistance from Claude). Licensed under </w:t>
       </w:r>
-      <w:hyperlink w:history="1" r:id="rIdltvntkoe0pxyia0si1erz">
+      <w:hyperlink w:history="1" r:id="rIda9j2adealbzycl3si4tho">
         <w:r>
           <w:rPr>
             <w:rFonts w:ascii="Arial" w:cs="Arial" w:eastAsia="Arial" w:hAnsi="Arial"/>
@@ -7538,7 +7538,7 @@
         </w:rPr>
         <w:t xml:space="preserve"> (</w:t>
       </w:r>
-      <w:hyperlink w:history="1" r:id="rIdlky9hgqpjmnecfgxf_mkk">
+      <w:hyperlink w:history="1" r:id="rIdjftoyg4jdermse0dwkcuf">
         <w:r>
           <w:rPr>
             <w:rFonts w:ascii="Arial" w:cs="Arial" w:eastAsia="Arial" w:hAnsi="Arial"/>
@@ -7615,7 +7615,7 @@
               </w:rPr>
               <w:t xml:space="preserve">LESSON 2 (</w:t>
             </w:r>
-            <w:del w:id="9132" w:author="Claude (AI) - proposed" w:date="2026-10-15T12:57:39Z">
+            <w:del w:id="9132" w:author="Claude (AI) - proposed" w:date="2026-10-18T00:30:49Z">
               <w:r>
                 <w:rPr>
                   <w:rFonts w:ascii="Arial" w:cs="Arial" w:eastAsia="Arial" w:hAnsi="Arial"/>
@@ -7630,7 +7630,7 @@
                 <w:delText xml:space="preserve">40 minutes (one lesson; extend to a double lesson if learners need more practice time</w:delText>
               </w:r>
             </w:del>
-            <w:ins w:id="9133" w:author="Claude (AI) - proposed" w:date="2026-10-15T12:57:39Z">
+            <w:ins w:id="9133" w:author="Claude (AI) - proposed" w:date="2026-10-18T00:30:49Z">
               <w:r>
                 <w:rPr>
                   <w:rFonts w:ascii="Arial" w:cs="Arial" w:eastAsia="Arial" w:hAnsi="Arial"/>
@@ -8089,7 +8089,7 @@
               <w:spacing w:after="40" w:before="0"/>
               <w:jc w:val="left"/>
             </w:pPr>
-            <w:ins w:id="9134" w:author="Claude (AI) - proposed" w:date="2026-10-15T12:57:39Z">
+            <w:ins w:id="9134" w:author="Claude (AI) - proposed" w:date="2026-10-18T00:30:49Z">
               <w:r>
                 <w:rPr>
                   <w:rFonts w:ascii="Arial" w:cs="Arial" w:eastAsia="Arial" w:hAnsi="Arial"/>
@@ -8117,7 +8117,7 @@
               </w:rPr>
               <w:t xml:space="preserve">How do quadratic expressions and equations differ from linear ones, and why are they necessary? </w:t>
             </w:r>
-            <w:del w:id="9135" w:author="Claude (AI) - proposed" w:date="2026-10-15T12:57:39Z">
+            <w:del w:id="9135" w:author="Claude (AI) - proposed" w:date="2026-10-18T00:30:49Z">
               <w:r>
                 <w:rPr>
                   <w:rFonts w:ascii="Arial" w:cs="Arial" w:eastAsia="Arial" w:hAnsi="Arial"/>
@@ -8132,7 +8132,7 @@
                 <w:delText xml:space="preserve">(KICD Key Inquiry 1) Supporting question</w:delText>
               </w:r>
             </w:del>
-            <w:ins w:id="9136" w:author="Claude (AI) - proposed" w:date="2026-10-15T12:57:39Z">
+            <w:ins w:id="9136" w:author="Claude (AI) - proposed" w:date="2026-10-18T00:30:49Z">
               <w:r>
                 <w:rPr>
                   <w:rFonts w:ascii="Arial" w:cs="Arial" w:eastAsia="Arial" w:hAnsi="Arial"/>
@@ -8391,7 +8391,7 @@
               </w:rPr>
               <w:t xml:space="preserve">Learners begin by recalling the Githurai committee's manila-paper sketch with w(w + 2) = 120 and predict what happens when a similar rectangle has both sides written as brackets: a Kericho tea farmer fences a plot of length (x + 5) m and width (x + 3) m. In the Observe Phase, learners build area models with paper rectangles, then expand (w + 2)(w + 3) with the distributive law and FOIL, and compare area (quadratic) with perimeter (linear). In the Explain Phase they expand (2x - 1)(3x + 4), check results by substitution </w:t>
             </w:r>
-            <w:del w:id="9137" w:author="Claude (AI) - proposed" w:date="2026-10-15T12:57:39Z">
+            <w:del w:id="9137" w:author="Claude (AI) - proposed" w:date="2026-10-18T00:30:49Z">
               <w:r>
                 <w:rPr>
                   <w:rFonts w:ascii="Arial" w:cs="Arial" w:eastAsia="Arial" w:hAnsi="Arial"/>
@@ -8406,7 +8406,7 @@
                 <w:delText xml:space="preserve">at x = 5 (80 m^2</w:delText>
               </w:r>
             </w:del>
-            <w:ins w:id="9138" w:author="Claude (AI) - proposed" w:date="2026-10-15T12:57:39Z">
+            <w:ins w:id="9138" w:author="Claude (AI) - proposed" w:date="2026-10-18T00:30:49Z">
               <w:r>
                 <w:rPr>
                   <w:rFonts w:ascii="Arial" w:cs="Arial" w:eastAsia="Arial" w:hAnsi="Arial"/>
@@ -8722,7 +8722,7 @@
             <w:pPr>
               <w:spacing w:after="20" w:before="0"/>
             </w:pPr>
-            <w:hyperlink w:history="1" r:id="rIdk3pbsqrrpfxwrzmwfj-e4">
+            <w:hyperlink w:history="1" r:id="rIdvgchdo7136co5pjhxhoe-">
               <w:r>
                 <w:rPr>
                   <w:rFonts w:ascii="Arial" w:cs="Arial" w:eastAsia="Arial" w:hAnsi="Arial"/>
@@ -8755,7 +8755,7 @@
               <w:spacing w:after="10" w:before="0"/>
               <w:ind w:left="120"/>
             </w:pPr>
-            <w:hyperlink w:history="1" r:id="rIdsz8wlqyqmhsvs3fngzo3d">
+            <w:hyperlink w:history="1" r:id="rIdjdkwuhtx-8_umq0m1bm_x">
               <w:r>
                 <w:rPr>
                   <w:rFonts w:ascii="Arial" w:cs="Arial" w:eastAsia="Arial" w:hAnsi="Arial"/>
@@ -8800,7 +8800,7 @@
             <w:pPr>
               <w:spacing w:after="20" w:before="0"/>
             </w:pPr>
-            <w:hyperlink w:history="1" r:id="rId7hutpput67k4hkff28h3f">
+            <w:hyperlink w:history="1" r:id="rIdslmav_us6nhcw63coxgxu">
               <w:r>
                 <w:rPr>
                   <w:rFonts w:ascii="Arial" w:cs="Arial" w:eastAsia="Arial" w:hAnsi="Arial"/>
@@ -8833,7 +8833,7 @@
               <w:spacing w:after="10" w:before="0"/>
               <w:ind w:left="120"/>
             </w:pPr>
-            <w:hyperlink w:history="1" r:id="rId-z_kbdb7j2sdw_m003k7r">
+            <w:hyperlink w:history="1" r:id="rId8jx75aztvm3wxxktftqbi">
               <w:r>
                 <w:rPr>
                   <w:rFonts w:ascii="Arial" w:cs="Arial" w:eastAsia="Arial" w:hAnsi="Arial"/>
@@ -9033,7 +9033,7 @@
             <w:pPr>
               <w:spacing w:after="20" w:before="0"/>
             </w:pPr>
-            <w:hyperlink w:history="1" r:id="rIdfauxamkksrihv2un_ikyb">
+            <w:hyperlink w:history="1" r:id="rIdayijim8p0hq6s3hfnbiim">
               <w:r>
                 <w:rPr>
                   <w:rFonts w:ascii="Arial" w:cs="Arial" w:eastAsia="Arial" w:hAnsi="Arial"/>
@@ -9066,7 +9066,7 @@
               <w:spacing w:after="10" w:before="0"/>
               <w:ind w:left="120"/>
             </w:pPr>
-            <w:hyperlink w:history="1" r:id="rIdgpqghohglp63nblbeviuf">
+            <w:hyperlink w:history="1" r:id="rIdomgz9hb1ifseh7h-4vhps">
               <w:r>
                 <w:rPr>
                   <w:rFonts w:ascii="Arial" w:cs="Arial" w:eastAsia="Arial" w:hAnsi="Arial"/>
@@ -9111,7 +9111,7 @@
             <w:pPr>
               <w:spacing w:after="20" w:before="0"/>
             </w:pPr>
-            <w:hyperlink w:history="1" r:id="rIdzzthsh9lvagamvmiy_sgh">
+            <w:hyperlink w:history="1" r:id="rIdwtwvjnop0licmmpjg9qgv">
               <w:r>
                 <w:rPr>
                   <w:rFonts w:ascii="Arial" w:cs="Arial" w:eastAsia="Arial" w:hAnsi="Arial"/>
@@ -9144,7 +9144,7 @@
               <w:spacing w:after="10" w:before="0"/>
               <w:ind w:left="120"/>
             </w:pPr>
-            <w:hyperlink w:history="1" r:id="rIdv56vcy6oxec2vxq7px-g0">
+            <w:hyperlink w:history="1" r:id="rIdtqv5iepwzggkjwgpeevle">
               <w:r>
                 <w:rPr>
                   <w:rFonts w:ascii="Arial" w:cs="Arial" w:eastAsia="Arial" w:hAnsi="Arial"/>
@@ -9222,7 +9222,7 @@
               </w:rPr>
               <w:t xml:space="preserve">Circulate and ask: 'Which piece of your rectangle is the w squared? Show me with your finger.' Say: 'Distributive law means every term in the first bracket multiplies every term in the second bracket. How many multiplications will there be?' (4). Hold up the FOIL card (First, Outer, Inner, Last) and say: 'FOIL is a memory aid for the same four multiplications.' After Part B, pose: 'Why are 3w and 2w both in the answer, and why can we add them?' WAIT TIME: 10 seconds, then cold-call 3 pairs. After Part C ask: 'The farmer buys wire for the fence. Which expression does she use, area or perimeter? Why is the perimeter linear while the area is quadratic?' WAIT TIME: 10 seconds, cold-call 2 learners. Redirect a pair that wrote x^2 + 15: 'Point to the 3x and 5x pieces in your model. Where did they go in your answer?'</w:t>
             </w:r>
-            <w:ins w:id="9139" w:author="Claude (AI) - proposed" w:date="2026-10-15T12:57:39Z">
+            <w:ins w:id="9139" w:author="Claude (AI) - proposed" w:date="2026-10-18T00:30:49Z">
               <w:r>
                 <w:rPr>
                   <w:rFonts w:ascii="Arial" w:cs="Arial" w:eastAsia="Arial" w:hAnsi="Arial"/>
@@ -9359,7 +9359,7 @@
             <w:pPr>
               <w:spacing w:after="20" w:before="0"/>
             </w:pPr>
-            <w:hyperlink w:history="1" r:id="rIdl08mfzjgxkvh7ehsumebv">
+            <w:hyperlink w:history="1" r:id="rIdtr3zuer7wore46gh9ghaf">
               <w:r>
                 <w:rPr>
                   <w:rFonts w:ascii="Arial" w:cs="Arial" w:eastAsia="Arial" w:hAnsi="Arial"/>
@@ -9392,7 +9392,7 @@
               <w:spacing w:after="10" w:before="0"/>
               <w:ind w:left="120"/>
             </w:pPr>
-            <w:hyperlink w:history="1" r:id="rIdmqolk707nfpa81uqty-yd">
+            <w:hyperlink w:history="1" r:id="rIdnbtjboc3pe3nup4ihdjgw">
               <w:r>
                 <w:rPr>
                   <w:rFonts w:ascii="Arial" w:cs="Arial" w:eastAsia="Arial" w:hAnsi="Arial"/>
@@ -9437,7 +9437,7 @@
             <w:pPr>
               <w:spacing w:after="20" w:before="0"/>
             </w:pPr>
-            <w:hyperlink w:history="1" r:id="rIdwtqjxzqfcynkdkzg7fxvz">
+            <w:hyperlink w:history="1" r:id="rIdkji-dzozg_quscdl01t1q">
               <w:r>
                 <w:rPr>
                   <w:rFonts w:ascii="Arial" w:cs="Arial" w:eastAsia="Arial" w:hAnsi="Arial"/>
@@ -9470,7 +9470,7 @@
               <w:spacing w:after="10" w:before="0"/>
               <w:ind w:left="120"/>
             </w:pPr>
-            <w:hyperlink w:history="1" r:id="rIdqekdf_9wzqp9jgasq3n2m">
+            <w:hyperlink w:history="1" r:id="rId5nxadqzb8-3tzzs6fblwk">
               <w:r>
                 <w:rPr>
                   <w:rFonts w:ascii="Arial" w:cs="Arial" w:eastAsia="Arial" w:hAnsi="Arial"/>
@@ -9548,7 +9548,7 @@
               </w:rPr>
               <w:t xml:space="preserve">Say: 'You have used FOIL on positive numbers. What changes when a bracket has a minus sign?' WAIT TIME: 15 seconds, then cold-call 2 groups. Listen for 'the sign stays with the term'</w:t>
             </w:r>
-            <w:ins w:id="9140" w:author="Claude (AI) - proposed" w:date="2026-10-15T12:57:39Z">
+            <w:ins w:id="9140" w:author="Claude (AI) - proposed" w:date="2026-10-18T00:30:49Z">
               <w:r>
                 <w:rPr>
                   <w:rFonts w:ascii="Arial" w:cs="Arial" w:eastAsia="Arial" w:hAnsi="Arial"/>
@@ -9698,7 +9698,7 @@
             <w:pPr>
               <w:spacing w:after="20" w:before="0"/>
             </w:pPr>
-            <w:hyperlink w:history="1" r:id="rIdyqciydvaopjoxc4yx0haj">
+            <w:hyperlink w:history="1" r:id="rIdicdyngiwzhantwof5x5y-">
               <w:r>
                 <w:rPr>
                   <w:rFonts w:ascii="Arial" w:cs="Arial" w:eastAsia="Arial" w:hAnsi="Arial"/>
@@ -9731,7 +9731,7 @@
               <w:spacing w:after="10" w:before="0"/>
               <w:ind w:left="120"/>
             </w:pPr>
-            <w:hyperlink w:history="1" r:id="rId10ktmd24n9mnszwakmeav">
+            <w:hyperlink w:history="1" r:id="rIdhv6hh4ar2wzovwjp15bo1">
               <w:r>
                 <w:rPr>
                   <w:rFonts w:ascii="Arial" w:cs="Arial" w:eastAsia="Arial" w:hAnsi="Arial"/>
@@ -9776,7 +9776,7 @@
             <w:pPr>
               <w:spacing w:after="20" w:before="0"/>
             </w:pPr>
-            <w:hyperlink w:history="1" r:id="rId-fbr1rsomc4fbarysxqsb">
+            <w:hyperlink w:history="1" r:id="rIdxackrsgiphmah7rag7e0y">
               <w:r>
                 <w:rPr>
                   <w:rFonts w:ascii="Arial" w:cs="Arial" w:eastAsia="Arial" w:hAnsi="Arial"/>
@@ -9809,7 +9809,7 @@
               <w:spacing w:after="10" w:before="0"/>
               <w:ind w:left="120"/>
             </w:pPr>
-            <w:hyperlink w:history="1" r:id="rIdp9g9ymoihvxtca61i2_ka">
+            <w:hyperlink w:history="1" r:id="rIdlmgfvjrdkxszautvy_swa">
               <w:r>
                 <w:rPr>
                   <w:rFonts w:ascii="Arial" w:cs="Arial" w:eastAsia="Arial" w:hAnsi="Arial"/>
@@ -10009,7 +10009,7 @@
             <w:pPr>
               <w:spacing w:after="20" w:before="0"/>
             </w:pPr>
-            <w:hyperlink w:history="1" r:id="rIde4tj3li5avdwwxdy4d7w4">
+            <w:hyperlink w:history="1" r:id="rIdcfbb_wbccyu2-2s5otkbb">
               <w:r>
                 <w:rPr>
                   <w:rFonts w:ascii="Arial" w:cs="Arial" w:eastAsia="Arial" w:hAnsi="Arial"/>
@@ -10042,7 +10042,7 @@
               <w:spacing w:after="10" w:before="0"/>
               <w:ind w:left="120"/>
             </w:pPr>
-            <w:hyperlink w:history="1" r:id="rIdoehpliuqguxxfkzfjd9_f">
+            <w:hyperlink w:history="1" r:id="rIdxetkktkihcsjuxiyja2ju">
               <w:r>
                 <w:rPr>
                   <w:rFonts w:ascii="Arial" w:cs="Arial" w:eastAsia="Arial" w:hAnsi="Arial"/>
@@ -10087,7 +10087,7 @@
             <w:pPr>
               <w:spacing w:after="20" w:before="0"/>
             </w:pPr>
-            <w:hyperlink w:history="1" r:id="rId03lsicemvmff7yllsr2qe">
+            <w:hyperlink w:history="1" r:id="rIdzgzhwbumfmvvzrvw8lfni">
               <w:r>
                 <w:rPr>
                   <w:rFonts w:ascii="Arial" w:cs="Arial" w:eastAsia="Arial" w:hAnsi="Arial"/>
@@ -10136,7 +10136,7 @@
               <w:spacing w:after="10" w:before="0"/>
               <w:ind w:left="120"/>
             </w:pPr>
-            <w:hyperlink w:history="1" r:id="rId9mgolskeqhwgkllujiije">
+            <w:hyperlink w:history="1" r:id="rIdgnkapvt95cfnhjqv9aywe">
               <w:r>
                 <w:rPr>
                   <w:rFonts w:ascii="Arial" w:cs="Arial" w:eastAsia="Arial" w:hAnsi="Arial"/>
@@ -10661,7 +10661,7 @@
         </w:rPr>
         <w:t xml:space="preserve">© 2026 SeaVuria and ARES. Aligned with KICD objectives. Developed by SeaVuria; technical implementation by ARES (with AI assistance from Claude). Licensed under </w:t>
       </w:r>
-      <w:hyperlink w:history="1" r:id="rIdh9kmft9e5z0pg5h--bhpq">
+      <w:hyperlink w:history="1" r:id="rId-x2z7jj2qa1fry5sldern">
         <w:r>
           <w:rPr>
             <w:rFonts w:ascii="Arial" w:cs="Arial" w:eastAsia="Arial" w:hAnsi="Arial"/>
@@ -10682,7 +10682,7 @@
         </w:rPr>
         <w:t xml:space="preserve"> (</w:t>
       </w:r>
-      <w:hyperlink w:history="1" r:id="rIdx-mt8vtpvxjiyz7amfkao">
+      <w:hyperlink w:history="1" r:id="rId7o9iynbr0aadl14g1cfk3">
         <w:r>
           <w:rPr>
             <w:rFonts w:ascii="Arial" w:cs="Arial" w:eastAsia="Arial" w:hAnsi="Arial"/>
@@ -10759,7 +10759,7 @@
               </w:rPr>
               <w:t xml:space="preserve">LESSON 3 (</w:t>
             </w:r>
-            <w:del w:id="9141" w:author="Claude (AI) - proposed" w:date="2026-10-15T12:57:39Z">
+            <w:del w:id="9141" w:author="Claude (AI) - proposed" w:date="2026-10-18T00:30:49Z">
               <w:r>
                 <w:rPr>
                   <w:rFonts w:ascii="Arial" w:cs="Arial" w:eastAsia="Arial" w:hAnsi="Arial"/>
@@ -10774,7 +10774,7 @@
                 <w:delText xml:space="preserve">40 minutes (1 double lesson of </w:delText>
               </w:r>
             </w:del>
-            <w:ins w:id="9142" w:author="Claude (AI) - proposed" w:date="2026-10-15T12:57:39Z">
+            <w:ins w:id="9142" w:author="Claude (AI) - proposed" w:date="2026-10-18T00:30:49Z">
               <w:r>
                 <w:rPr>
                   <w:rFonts w:ascii="Arial" w:cs="Arial" w:eastAsia="Arial" w:hAnsi="Arial"/>
@@ -10802,7 +10802,7 @@
               </w:rPr>
               <w:t xml:space="preserve">2 x 40</w:t>
             </w:r>
-            <w:del w:id="9143" w:author="Claude (AI) - proposed" w:date="2026-10-15T12:57:39Z">
+            <w:del w:id="9143" w:author="Claude (AI) - proposed" w:date="2026-10-18T00:30:49Z">
               <w:r>
                 <w:rPr>
                   <w:rFonts w:ascii="Arial" w:cs="Arial" w:eastAsia="Arial" w:hAnsi="Arial"/>
@@ -10817,7 +10817,7 @@
                 <w:delText xml:space="preserve"> minutes recommended if time allows; core plan fits 80 minutes</w:delText>
               </w:r>
             </w:del>
-            <w:ins w:id="9144" w:author="Claude (AI) - proposed" w:date="2026-10-15T12:57:39Z">
+            <w:ins w:id="9144" w:author="Claude (AI) - proposed" w:date="2026-10-18T00:30:49Z">
               <w:r>
                 <w:rPr>
                   <w:rFonts w:ascii="Arial" w:cs="Arial" w:eastAsia="Arial" w:hAnsi="Arial"/>
@@ -11085,7 +11085,7 @@
               </w:rPr>
               <w:t xml:space="preserve">Factorise means write an expression as a product of brackets. It is the reverse of expansion. For x^2 + bx + c we look for two numbers whose product is c and whose sum is b. Perfect square: x^2 + 6x + 9 = (x + 3)^2. Difference of two squares: x^2 - 49 = (x - 7)(x + 7). For ax^2 + bx + c, such as 2x^2 + 7x + 3 = (2x + 1)(x + 3), we split the middle term or use trial brackets and check by expanding. Hall: w^2 + 2w - 120 = (w + 12)(w - 10) using the factor pair 12 and -10 (product -120, sum 2). Gikomba mandazi: x^2 + 7x - 30 = (x + 10)(x - 3).</w:t>
             </w:r>
-            <w:ins w:id="9145" w:author="Claude (AI) - proposed" w:date="2026-10-15T12:57:39Z">
+            <w:ins w:id="9145" w:author="Claude (AI) - proposed" w:date="2026-10-18T00:30:49Z">
               <w:r>
                 <w:rPr>
                   <w:rFonts w:ascii="Arial" w:cs="Arial" w:eastAsia="Arial" w:hAnsi="Arial"/>
@@ -11291,7 +11291,7 @@
               <w:spacing w:after="40" w:before="0"/>
               <w:jc w:val="left"/>
             </w:pPr>
-            <w:ins w:id="9146" w:author="Claude (AI) - proposed" w:date="2026-10-15T12:57:39Z">
+            <w:ins w:id="9146" w:author="Claude (AI) - proposed" w:date="2026-10-18T00:30:49Z">
               <w:r>
                 <w:rPr>
                   <w:rFonts w:ascii="Arial" w:cs="Arial" w:eastAsia="Arial" w:hAnsi="Arial"/>
@@ -11319,7 +11319,7 @@
               </w:rPr>
               <w:t xml:space="preserve">How do quadratic expressions and equations differ from linear ones, and why are they necessary? </w:t>
             </w:r>
-            <w:del w:id="9147" w:author="Claude (AI) - proposed" w:date="2026-10-15T12:57:39Z">
+            <w:del w:id="9147" w:author="Claude (AI) - proposed" w:date="2026-10-18T00:30:49Z">
               <w:r>
                 <w:rPr>
                   <w:rFonts w:ascii="Arial" w:cs="Arial" w:eastAsia="Arial" w:hAnsi="Arial"/>
@@ -11334,7 +11334,7 @@
                 <w:delText xml:space="preserve">(KICD Key Inquiry 1) Supporting question for</w:delText>
               </w:r>
             </w:del>
-            <w:ins w:id="9148" w:author="Claude (AI) - proposed" w:date="2026-10-15T12:57:39Z">
+            <w:ins w:id="9148" w:author="Claude (AI) - proposed" w:date="2026-10-18T00:30:49Z">
               <w:r>
                 <w:rPr>
                   <w:rFonts w:ascii="Arial" w:cs="Arial" w:eastAsia="Arial" w:hAnsi="Arial"/>
@@ -11881,7 +11881,7 @@
             <w:pPr>
               <w:spacing w:after="20" w:before="0"/>
             </w:pPr>
-            <w:hyperlink w:history="1" r:id="rIdaneegexrpmzga_bgdriph">
+            <w:hyperlink w:history="1" r:id="rId6v3xubok2tikgx22y3fur">
               <w:r>
                 <w:rPr>
                   <w:rFonts w:ascii="Arial" w:cs="Arial" w:eastAsia="Arial" w:hAnsi="Arial"/>
@@ -11914,7 +11914,7 @@
               <w:spacing w:after="10" w:before="0"/>
               <w:ind w:left="120"/>
             </w:pPr>
-            <w:hyperlink w:history="1" r:id="rIdcdlbyxhohbiiivtmhtbwq">
+            <w:hyperlink w:history="1" r:id="rIdegdggiqop8dakjajwjqpi">
               <w:r>
                 <w:rPr>
                   <w:rFonts w:ascii="Arial" w:cs="Arial" w:eastAsia="Arial" w:hAnsi="Arial"/>
@@ -11959,7 +11959,7 @@
             <w:pPr>
               <w:spacing w:after="20" w:before="0"/>
             </w:pPr>
-            <w:hyperlink w:history="1" r:id="rIdzdkiv5hp2kh9ich5idopp">
+            <w:hyperlink w:history="1" r:id="rId5flhy-nj8_e_of6f0d4ga">
               <w:r>
                 <w:rPr>
                   <w:rFonts w:ascii="Arial" w:cs="Arial" w:eastAsia="Arial" w:hAnsi="Arial"/>
@@ -11992,7 +11992,7 @@
               <w:spacing w:after="10" w:before="0"/>
               <w:ind w:left="120"/>
             </w:pPr>
-            <w:hyperlink w:history="1" r:id="rIdfe2vfj_xsydci1sloxj5d">
+            <w:hyperlink w:history="1" r:id="rIdbvxwj3lcv2qh4nfl9ut2q">
               <w:r>
                 <w:rPr>
                   <w:rFonts w:ascii="Arial" w:cs="Arial" w:eastAsia="Arial" w:hAnsi="Arial"/>
@@ -12192,7 +12192,7 @@
             <w:pPr>
               <w:spacing w:after="20" w:before="0"/>
             </w:pPr>
-            <w:hyperlink w:history="1" r:id="rIdggxtrqb5ijzqruuqf_zta">
+            <w:hyperlink w:history="1" r:id="rId6ftjzccqqt_if76xzw8pd">
               <w:r>
                 <w:rPr>
                   <w:rFonts w:ascii="Arial" w:cs="Arial" w:eastAsia="Arial" w:hAnsi="Arial"/>
@@ -12225,7 +12225,7 @@
               <w:spacing w:after="10" w:before="0"/>
               <w:ind w:left="120"/>
             </w:pPr>
-            <w:hyperlink w:history="1" r:id="rIdbe89eadh8hxys4_pdiejr">
+            <w:hyperlink w:history="1" r:id="rId2ewoj8l2z5kvr8mboub_q">
               <w:r>
                 <w:rPr>
                   <w:rFonts w:ascii="Arial" w:cs="Arial" w:eastAsia="Arial" w:hAnsi="Arial"/>
@@ -12270,7 +12270,7 @@
             <w:pPr>
               <w:spacing w:after="20" w:before="0"/>
             </w:pPr>
-            <w:hyperlink w:history="1" r:id="rIdefrc2uig4ga69yt1zlgtx">
+            <w:hyperlink w:history="1" r:id="rIdninpnbyyig6qlgpopxie_">
               <w:r>
                 <w:rPr>
                   <w:rFonts w:ascii="Arial" w:cs="Arial" w:eastAsia="Arial" w:hAnsi="Arial"/>
@@ -12303,7 +12303,7 @@
               <w:spacing w:after="10" w:before="0"/>
               <w:ind w:left="120"/>
             </w:pPr>
-            <w:hyperlink w:history="1" r:id="rId5fpa69lc8jnnhb-cquxgu">
+            <w:hyperlink w:history="1" r:id="rIdalurgkau837xsi6p9_s8v">
               <w:r>
                 <w:rPr>
                   <w:rFonts w:ascii="Arial" w:cs="Arial" w:eastAsia="Arial" w:hAnsi="Arial"/>
@@ -12381,7 +12381,7 @@
               </w:rPr>
               <w:t xml:space="preserve">Set up three stations on desks or as three worksheet sections. Say: 'Your job is to be detectives. Look for a pattern between the numbers in the brackets and the numbers in the expression.' Circulate and ask each pair: 'Which two numbers multiply to give the constant? Which two add to give the middle coefficient?' Give WAIT TIME of 10-15 seconds before any hint. Prompt: 'Why did the x terms disappear in x^2 - 49?' After 15 minutes, stop the class and cold-call 3 pairs, one per station: 'What pattern did you notice?' Write the three patterns on the board: product = c and sum = b; perfect square (x + 3)^2; difference of two squares (x - 7)(x + 7). Ask the class: '</w:t>
             </w:r>
-            <w:del w:id="9149" w:author="Claude (AI) - proposed" w:date="2026-10-15T12:57:39Z">
+            <w:del w:id="9149" w:author="Claude (AI) - proposed" w:date="2026-10-18T00:30:49Z">
               <w:r>
                 <w:rPr>
                   <w:rFonts w:ascii="Arial" w:cs="Arial" w:eastAsia="Arial" w:hAnsi="Arial"/>
@@ -12396,7 +12396,7 @@
                 <w:delText xml:space="preserve">Where did you see that same expansion in Lesson 2</w:delText>
               </w:r>
             </w:del>
-            <w:ins w:id="9150" w:author="Claude (AI) - proposed" w:date="2026-10-15T12:57:39Z">
+            <w:ins w:id="9150" w:author="Claude (AI) - proposed" w:date="2026-10-18T00:30:49Z">
               <w:r>
                 <w:rPr>
                   <w:rFonts w:ascii="Arial" w:cs="Arial" w:eastAsia="Arial" w:hAnsi="Arial"/>
@@ -12546,7 +12546,7 @@
             <w:pPr>
               <w:spacing w:after="20" w:before="0"/>
             </w:pPr>
-            <w:hyperlink w:history="1" r:id="rId8dftka-orsqebqe7bq5i1">
+            <w:hyperlink w:history="1" r:id="rIdeemtxf442tdlz_shbziuj">
               <w:r>
                 <w:rPr>
                   <w:rFonts w:ascii="Arial" w:cs="Arial" w:eastAsia="Arial" w:hAnsi="Arial"/>
@@ -12579,7 +12579,7 @@
               <w:spacing w:after="10" w:before="0"/>
               <w:ind w:left="120"/>
             </w:pPr>
-            <w:hyperlink w:history="1" r:id="rIdizwiqxjklziirsjbo38ph">
+            <w:hyperlink w:history="1" r:id="rIdmhuvktfldiw5y1c4p14ha">
               <w:r>
                 <w:rPr>
                   <w:rFonts w:ascii="Arial" w:cs="Arial" w:eastAsia="Arial" w:hAnsi="Arial"/>
@@ -12624,7 +12624,7 @@
             <w:pPr>
               <w:spacing w:after="20" w:before="0"/>
             </w:pPr>
-            <w:hyperlink w:history="1" r:id="rIdhrkt6yobrbifehrodkjk4">
+            <w:hyperlink w:history="1" r:id="rIdd-jb3fzcxrh7la1yidrco">
               <w:r>
                 <w:rPr>
                   <w:rFonts w:ascii="Arial" w:cs="Arial" w:eastAsia="Arial" w:hAnsi="Arial"/>
@@ -12657,7 +12657,7 @@
               <w:spacing w:after="10" w:before="0"/>
               <w:ind w:left="120"/>
             </w:pPr>
-            <w:hyperlink w:history="1" r:id="rIddee9wetjprnpwum_vio5o">
+            <w:hyperlink w:history="1" r:id="rIdtzwl42yhjfiadw9nllz_l">
               <w:r>
                 <w:rPr>
                   <w:rFonts w:ascii="Arial" w:cs="Arial" w:eastAsia="Arial" w:hAnsi="Arial"/>
@@ -12702,7 +12702,7 @@
               </w:rPr>
               <w:t xml:space="preserve">Part A, the hall: Learners return to the committee's expression w^2 + 2w - 120. In pairs they build a product-and-sum table for 120 with the constant negative: factor pairs of -120 include (10, -12), (-10, 12), (8, -15), (-8, 15), (6, -20), (-6, 20) and so on, and they look for sum +2. They find 12 and -10 (product -120, sum 2) and write w^2 + 2w - 120 = (w + 12)(w - 10). They expand with FOIL to check: w^2 - 10w + 12w - 120 = w^2 + 2w - 120. They explain in a sentence why one factor is positive and one negative. They notice that (w + 12)(w - 10) contains the numbers 10 and 12, the same numbers they saw in the trial-and-error table in Lesson 1, but they do NOT solve yet; they write 'What we wonder: How do the brackets give us the width?' Part B, the Gikomba challenge: A mandazi vendor in Gikomba, Nairobi, has (x + 3) customers each paying (x + 4) shillings, so revenue R = (x + 3)(x + 4) = x^2 + 7x + 12 KES. The vendor wants R = 42 KES, which gives x^2 + 7x - 30 (after moving 42 across). In groups of four, learners factorise x^2 + 7x - 30 by finding two numbers with product -30 and sum 7 (10 and -3), writing (x + 10)(x - 3). They check by expanding: x^2 - 3x + 10x - 30 = x^2 + 7x - 30. Each group completes the sentence: 'The steps I follow to factorise x^2 + bx + c are...' Groups then write a short comparison: how is this expression like the hall's expression, and how is it different? (Both have a negative constant; the numbers differ.) They leave the solving, and the rejection of -10, for Lesson 4.</w:t>
             </w:r>
-            <w:ins w:id="9151" w:author="Claude (AI) - proposed" w:date="2026-10-15T12:57:39Z">
+            <w:ins w:id="9151" w:author="Claude (AI) - proposed" w:date="2026-10-18T00:30:49Z">
               <w:r>
                 <w:rPr>
                   <w:rFonts w:ascii="Arial" w:cs="Arial" w:eastAsia="Arial" w:hAnsi="Arial"/>
@@ -12750,7 +12750,7 @@
               </w:rPr>
               <w:t xml:space="preserve">Say: 'The committee gave us w^2 + 2w - 120. Can we now find the hidden brackets? Use your table.' Give WAIT TIME of 10-15 seconds before taking any answer. Cold-call 3 pairs: 'Which factor pair did you choose, and how do you know the sum is 2?' Ask the class: 'Why can't 8 and -15 work?' (sum is -7) Write the factorisation on the board and have learners expand it aloud in chorus to check. Then say: 'Now the Gikomba mandazi vendor needs help. Same method, new numbers.' Circulate, asking groups: 'What is your product? What is your sum? How can you test it quickly?' Cold-call 4 groups to share their factor pair and check. Address misconceptions explicitly: (1) writing (x - 10)(x + 3) instead of (x + 10)(x - 3): ask 'Expand it. Does the middle term come out +7x or -7x?'; (2) forgetting that the sign of the larger number matches the sign of b. State clearly: 'Today we only factorise. We do not yet find w or x; that is Lesson 4.' End with: 'What is the same about the hall and the mandazi problem?' and take 2 responses.</w:t>
             </w:r>
-            <w:ins w:id="9152" w:author="Claude (AI) - proposed" w:date="2026-10-15T12:57:39Z">
+            <w:ins w:id="9152" w:author="Claude (AI) - proposed" w:date="2026-10-18T00:30:49Z">
               <w:r>
                 <w:rPr>
                   <w:rFonts w:ascii="Arial" w:cs="Arial" w:eastAsia="Arial" w:hAnsi="Arial"/>
@@ -12831,7 +12831,7 @@
               </w:rPr>
               <w:t xml:space="preserve">Look for: (1) the factor pair 12 and -10 chosen and justified using both product -120 and sum 2; (2) (w + 12)(w - 10) written and checked by expanding; (3) (x + 10)(x - 3) written for the mandazi expression with a correct check; (4) learners resisting the urge to solve for w and instead writing a wonder question. Quick check on mini whiteboards: 'Factorise x^2 + 5x + 6' (answer (x + 2)(x + 3))</w:t>
             </w:r>
-            <w:ins w:id="9153" w:author="Claude (AI) - proposed" w:date="2026-10-15T12:57:39Z">
+            <w:ins w:id="9153" w:author="Claude (AI) - proposed" w:date="2026-10-18T00:30:49Z">
               <w:r>
                 <w:rPr>
                   <w:rFonts w:ascii="Arial" w:cs="Arial" w:eastAsia="Arial" w:hAnsi="Arial"/>
@@ -12915,7 +12915,7 @@
             <w:pPr>
               <w:spacing w:after="20" w:before="0"/>
             </w:pPr>
-            <w:hyperlink w:history="1" r:id="rId2wwpyrbe5hipa7isym_wg">
+            <w:hyperlink w:history="1" r:id="rId1twyyj_8tsctcn0db6lna">
               <w:r>
                 <w:rPr>
                   <w:rFonts w:ascii="Arial" w:cs="Arial" w:eastAsia="Arial" w:hAnsi="Arial"/>
@@ -12948,7 +12948,7 @@
               <w:spacing w:after="10" w:before="0"/>
               <w:ind w:left="120"/>
             </w:pPr>
-            <w:hyperlink w:history="1" r:id="rIdkoq9xnowktmzunzzoy-hu">
+            <w:hyperlink w:history="1" r:id="rIdh_rvoviqk-ua0tgsa7jy4">
               <w:r>
                 <w:rPr>
                   <w:rFonts w:ascii="Arial" w:cs="Arial" w:eastAsia="Arial" w:hAnsi="Arial"/>
@@ -12993,7 +12993,7 @@
             <w:pPr>
               <w:spacing w:after="20" w:before="0"/>
             </w:pPr>
-            <w:hyperlink w:history="1" r:id="rIddpt5uiucsmtq0rpam0pu8">
+            <w:hyperlink w:history="1" r:id="rIdhvwqf1pi_3c94kbf8wbco">
               <w:r>
                 <w:rPr>
                   <w:rFonts w:ascii="Arial" w:cs="Arial" w:eastAsia="Arial" w:hAnsi="Arial"/>
@@ -13026,7 +13026,7 @@
               <w:spacing w:after="10" w:before="0"/>
               <w:ind w:left="120"/>
             </w:pPr>
-            <w:hyperlink w:history="1" r:id="rIdpvcel6_y3dv1eq70p6jpg">
+            <w:hyperlink w:history="1" r:id="rIdtdqrofz-b_xfyuq2epiur">
               <w:r>
                 <w:rPr>
                   <w:rFonts w:ascii="Arial" w:cs="Arial" w:eastAsia="Arial" w:hAnsi="Arial"/>
@@ -13226,7 +13226,7 @@
             <w:pPr>
               <w:spacing w:after="20" w:before="0"/>
             </w:pPr>
-            <w:hyperlink w:history="1" r:id="rIduontfg9h5mpy1xvgwftzz">
+            <w:hyperlink w:history="1" r:id="rIdopxp9jrh-pmljk9rprbaj">
               <w:r>
                 <w:rPr>
                   <w:rFonts w:ascii="Arial" w:cs="Arial" w:eastAsia="Arial" w:hAnsi="Arial"/>
@@ -13275,7 +13275,7 @@
               <w:spacing w:after="10" w:before="0"/>
               <w:ind w:left="120"/>
             </w:pPr>
-            <w:hyperlink w:history="1" r:id="rIduk0te3asftnobke27dd7j">
+            <w:hyperlink w:history="1" r:id="rIddqgqkweudjj40wqwgvw3p">
               <w:r>
                 <w:rPr>
                   <w:rFonts w:ascii="Arial" w:cs="Arial" w:eastAsia="Arial" w:hAnsi="Arial"/>
@@ -13320,7 +13320,7 @@
             <w:pPr>
               <w:spacing w:after="20" w:before="0"/>
             </w:pPr>
-            <w:hyperlink w:history="1" r:id="rId6e5qpealsmnreiv4zmsjh">
+            <w:hyperlink w:history="1" r:id="rIdjbyxaoazgj5w9bqhus9n-">
               <w:r>
                 <w:rPr>
                   <w:rFonts w:ascii="Arial" w:cs="Arial" w:eastAsia="Arial" w:hAnsi="Arial"/>
@@ -13353,7 +13353,7 @@
               <w:spacing w:after="10" w:before="0"/>
               <w:ind w:left="120"/>
             </w:pPr>
-            <w:hyperlink w:history="1" r:id="rIdbamzd4fmr5-vpj0v1jwqf">
+            <w:hyperlink w:history="1" r:id="rIdri-wkigjkjkaautypurcp">
               <w:r>
                 <w:rPr>
                   <w:rFonts w:ascii="Arial" w:cs="Arial" w:eastAsia="Arial" w:hAnsi="Arial"/>
@@ -13790,7 +13790,7 @@
               </w:rPr>
               <w:t xml:space="preserve">What did we learn? Example: Factorising means writing an expression as a product of brackets, and it is the reverse of expanding. We can always check a factorisation by expanding it. Perfect squares and the difference of two squares are special patterns</w:t>
             </w:r>
-            <w:del w:id="9154" w:author="Claude (AI) - proposed" w:date="2026-10-15T12:57:39Z">
+            <w:del w:id="9154" w:author="Claude (AI) - proposed" w:date="2026-10-18T00:30:49Z">
               <w:r>
                 <w:rPr>
                   <w:rFonts w:ascii="Arial" w:cs="Arial" w:eastAsia="Arial" w:hAnsi="Arial"/>
@@ -13805,7 +13805,7 @@
                 <w:delText xml:space="preserve">.</w:delText>
               </w:r>
             </w:del>
-            <w:ins w:id="9155" w:author="Claude (AI) - proposed" w:date="2026-10-15T12:57:39Z">
+            <w:ins w:id="9155" w:author="Claude (AI) - proposed" w:date="2026-10-18T00:30:49Z">
               <w:r>
                 <w:rPr>
                   <w:rFonts w:ascii="Arial" w:cs="Arial" w:eastAsia="Arial" w:hAnsi="Arial"/>
@@ -13908,7 +13908,7 @@
         </w:rPr>
         <w:t xml:space="preserve">© 2026 SeaVuria and ARES. Aligned with KICD objectives. Developed by SeaVuria; technical implementation by ARES (with AI assistance from Claude). Licensed under </w:t>
       </w:r>
-      <w:hyperlink w:history="1" r:id="rIdlvnecizj45gnidmxumet9">
+      <w:hyperlink w:history="1" r:id="rIdj_och6o-qtrxmhe8oenuj">
         <w:r>
           <w:rPr>
             <w:rFonts w:ascii="Arial" w:cs="Arial" w:eastAsia="Arial" w:hAnsi="Arial"/>
@@ -13929,7 +13929,7 @@
         </w:rPr>
         <w:t xml:space="preserve"> (</w:t>
       </w:r>
-      <w:hyperlink w:history="1" r:id="rIdj7sjox7xktuzqgvmirz9x">
+      <w:hyperlink w:history="1" r:id="rIdect31g7mpiwnwh8i9cd1c">
         <w:r>
           <w:rPr>
             <w:rFonts w:ascii="Arial" w:cs="Arial" w:eastAsia="Arial" w:hAnsi="Arial"/>
@@ -14437,7 +14437,7 @@
               <w:spacing w:after="40" w:before="0"/>
               <w:jc w:val="left"/>
             </w:pPr>
-            <w:ins w:id="9156" w:author="Claude (AI) - proposed" w:date="2026-10-15T12:57:39Z">
+            <w:ins w:id="9156" w:author="Claude (AI) - proposed" w:date="2026-10-18T00:30:49Z">
               <w:r>
                 <w:rPr>
                   <w:rFonts w:ascii="Arial" w:cs="Arial" w:eastAsia="Arial" w:hAnsi="Arial"/>
@@ -14465,7 +14465,7 @@
               </w:rPr>
               <w:t xml:space="preserve">How can we use quadratic equations to model and solve problems in day-to-day activities? (</w:t>
             </w:r>
-            <w:del w:id="9157" w:author="Claude (AI) - proposed" w:date="2026-10-15T12:57:39Z">
+            <w:del w:id="9157" w:author="Claude (AI) - proposed" w:date="2026-10-18T00:30:49Z">
               <w:r>
                 <w:rPr>
                   <w:rFonts w:ascii="Arial" w:cs="Arial" w:eastAsia="Arial" w:hAnsi="Arial"/>
@@ -14480,7 +14480,7 @@
                 <w:delText xml:space="preserve">supporting</w:delText>
               </w:r>
             </w:del>
-            <w:ins w:id="9158" w:author="Claude (AI) - proposed" w:date="2026-10-15T12:57:39Z">
+            <w:ins w:id="9158" w:author="Claude (AI) - proposed" w:date="2026-10-18T00:30:49Z">
               <w:r>
                 <w:rPr>
                   <w:rFonts w:ascii="Arial" w:cs="Arial" w:eastAsia="Arial" w:hAnsi="Arial"/>
@@ -15027,7 +15027,7 @@
             <w:pPr>
               <w:spacing w:after="20" w:before="0"/>
             </w:pPr>
-            <w:hyperlink w:history="1" r:id="rIdazvqrvgj2xdowglrfig0t">
+            <w:hyperlink w:history="1" r:id="rIdtuo3e9xo0vwikcwxunleu">
               <w:r>
                 <w:rPr>
                   <w:rFonts w:ascii="Arial" w:cs="Arial" w:eastAsia="Arial" w:hAnsi="Arial"/>
@@ -15060,7 +15060,7 @@
               <w:spacing w:after="10" w:before="0"/>
               <w:ind w:left="120"/>
             </w:pPr>
-            <w:hyperlink w:history="1" r:id="rId6siwcxaokjrzuurov0jik">
+            <w:hyperlink w:history="1" r:id="rIdee8hpx3fqpbfcbeebqlr-">
               <w:r>
                 <w:rPr>
                   <w:rFonts w:ascii="Arial" w:cs="Arial" w:eastAsia="Arial" w:hAnsi="Arial"/>
@@ -15105,7 +15105,7 @@
             <w:pPr>
               <w:spacing w:after="20" w:before="0"/>
             </w:pPr>
-            <w:hyperlink w:history="1" r:id="rIdmzxzomshi6ur4smqk3xnq">
+            <w:hyperlink w:history="1" r:id="rIdufmqhd9ttn2rvlnxgkafz">
               <w:r>
                 <w:rPr>
                   <w:rFonts w:ascii="Arial" w:cs="Arial" w:eastAsia="Arial" w:hAnsi="Arial"/>
@@ -15138,7 +15138,7 @@
               <w:spacing w:after="10" w:before="0"/>
               <w:ind w:left="120"/>
             </w:pPr>
-            <w:hyperlink w:history="1" r:id="rIdaor7hygcc7vcksotxj9e1">
+            <w:hyperlink w:history="1" r:id="rIdtn6hzjhpz5xnhznqy3e8e">
               <w:r>
                 <w:rPr>
                   <w:rFonts w:ascii="Arial" w:cs="Arial" w:eastAsia="Arial" w:hAnsi="Arial"/>
@@ -15338,7 +15338,7 @@
             <w:pPr>
               <w:spacing w:after="20" w:before="0"/>
             </w:pPr>
-            <w:hyperlink w:history="1" r:id="rIdsnlgzpgnio0wyo7usuyub">
+            <w:hyperlink w:history="1" r:id="rIdjqlijvhc24tk6tnzwa8j6">
               <w:r>
                 <w:rPr>
                   <w:rFonts w:ascii="Arial" w:cs="Arial" w:eastAsia="Arial" w:hAnsi="Arial"/>
@@ -15371,7 +15371,7 @@
               <w:spacing w:after="10" w:before="0"/>
               <w:ind w:left="120"/>
             </w:pPr>
-            <w:hyperlink w:history="1" r:id="rIdwybtetop2mssowukxrhje">
+            <w:hyperlink w:history="1" r:id="rIdt9pn6-_jp3wy4esbtvzv7">
               <w:r>
                 <w:rPr>
                   <w:rFonts w:ascii="Arial" w:cs="Arial" w:eastAsia="Arial" w:hAnsi="Arial"/>
@@ -15416,7 +15416,7 @@
             <w:pPr>
               <w:spacing w:after="20" w:before="0"/>
             </w:pPr>
-            <w:hyperlink w:history="1" r:id="rIdodsjfwunbdpa3buvihfcg">
+            <w:hyperlink w:history="1" r:id="rIdahbax31hsmo6snkstcfp6">
               <w:r>
                 <w:rPr>
                   <w:rFonts w:ascii="Arial" w:cs="Arial" w:eastAsia="Arial" w:hAnsi="Arial"/>
@@ -15449,7 +15449,7 @@
               <w:spacing w:after="10" w:before="0"/>
               <w:ind w:left="120"/>
             </w:pPr>
-            <w:hyperlink w:history="1" r:id="rIdmvhdzapwtkrwtcsbcpk0i">
+            <w:hyperlink w:history="1" r:id="rId-61vsom7vbxylr7bjjmqa">
               <w:r>
                 <w:rPr>
                   <w:rFonts w:ascii="Arial" w:cs="Arial" w:eastAsia="Arial" w:hAnsi="Arial"/>
@@ -15649,7 +15649,7 @@
             <w:pPr>
               <w:spacing w:after="20" w:before="0"/>
             </w:pPr>
-            <w:hyperlink w:history="1" r:id="rIdf61ar879dzslekqquxbcx">
+            <w:hyperlink w:history="1" r:id="rIdurgpwbz4ttyk6rwibinvr">
               <w:r>
                 <w:rPr>
                   <w:rFonts w:ascii="Arial" w:cs="Arial" w:eastAsia="Arial" w:hAnsi="Arial"/>
@@ -15682,7 +15682,7 @@
               <w:spacing w:after="10" w:before="0"/>
               <w:ind w:left="120"/>
             </w:pPr>
-            <w:hyperlink w:history="1" r:id="rIdhnriyntxmsfzm1vsda1hp">
+            <w:hyperlink w:history="1" r:id="rId_ysxefmrp92sgatvkxzbw">
               <w:r>
                 <w:rPr>
                   <w:rFonts w:ascii="Arial" w:cs="Arial" w:eastAsia="Arial" w:hAnsi="Arial"/>
@@ -15727,7 +15727,7 @@
             <w:pPr>
               <w:spacing w:after="20" w:before="0"/>
             </w:pPr>
-            <w:hyperlink w:history="1" r:id="rId1txyxk0rl7rcelzjf9vwv">
+            <w:hyperlink w:history="1" r:id="rIdh_niwoqqhbmfo0aracvyj">
               <w:r>
                 <w:rPr>
                   <w:rFonts w:ascii="Arial" w:cs="Arial" w:eastAsia="Arial" w:hAnsi="Arial"/>
@@ -15776,7 +15776,7 @@
               <w:spacing w:after="10" w:before="0"/>
               <w:ind w:left="120"/>
             </w:pPr>
-            <w:hyperlink w:history="1" r:id="rIdsjagt7mknuhyszvd0ujgi">
+            <w:hyperlink w:history="1" r:id="rIdoovjbitajf6z-q9uvkqmo">
               <w:r>
                 <w:rPr>
                   <w:rFonts w:ascii="Arial" w:cs="Arial" w:eastAsia="Arial" w:hAnsi="Arial"/>
@@ -15976,7 +15976,7 @@
             <w:pPr>
               <w:spacing w:after="20" w:before="0"/>
             </w:pPr>
-            <w:hyperlink w:history="1" r:id="rId6e9y6bgwlurozxd_gnbpp">
+            <w:hyperlink w:history="1" r:id="rIduh5vjp4csccjjwjugsjcs">
               <w:r>
                 <w:rPr>
                   <w:rFonts w:ascii="Arial" w:cs="Arial" w:eastAsia="Arial" w:hAnsi="Arial"/>
@@ -16009,7 +16009,7 @@
               <w:spacing w:after="10" w:before="0"/>
               <w:ind w:left="120"/>
             </w:pPr>
-            <w:hyperlink w:history="1" r:id="rIdwfg6_3y8uqwkd1sxgqmlo">
+            <w:hyperlink w:history="1" r:id="rIdnobdbnnexg5y7lhybmdme">
               <w:r>
                 <w:rPr>
                   <w:rFonts w:ascii="Arial" w:cs="Arial" w:eastAsia="Arial" w:hAnsi="Arial"/>
@@ -16054,7 +16054,7 @@
             <w:pPr>
               <w:spacing w:after="20" w:before="0"/>
             </w:pPr>
-            <w:hyperlink w:history="1" r:id="rIdqwrr-lzp20mfdxn6w0hjk">
+            <w:hyperlink w:history="1" r:id="rIdeeay3w9iyyjacjvkfpxyp">
               <w:r>
                 <w:rPr>
                   <w:rFonts w:ascii="Arial" w:cs="Arial" w:eastAsia="Arial" w:hAnsi="Arial"/>
@@ -16103,7 +16103,7 @@
               <w:spacing w:after="10" w:before="0"/>
               <w:ind w:left="120"/>
             </w:pPr>
-            <w:hyperlink w:history="1" r:id="rIdimku8omh_wu9prdvf2yu6">
+            <w:hyperlink w:history="1" r:id="rIdp_ekrwz721qeuvrtbj1yk">
               <w:r>
                 <w:rPr>
                   <w:rFonts w:ascii="Arial" w:cs="Arial" w:eastAsia="Arial" w:hAnsi="Arial"/>
@@ -16303,7 +16303,7 @@
             <w:pPr>
               <w:spacing w:after="20" w:before="0"/>
             </w:pPr>
-            <w:hyperlink w:history="1" r:id="rIdewnmen8dtkdtms0iric6f">
+            <w:hyperlink w:history="1" r:id="rIdybbukdgeexjiqi6ecyehp">
               <w:r>
                 <w:rPr>
                   <w:rFonts w:ascii="Arial" w:cs="Arial" w:eastAsia="Arial" w:hAnsi="Arial"/>
@@ -16352,7 +16352,7 @@
               <w:spacing w:after="10" w:before="0"/>
               <w:ind w:left="120"/>
             </w:pPr>
-            <w:hyperlink w:history="1" r:id="rId0_ty2yusdm1rcy8-pg-bu">
+            <w:hyperlink w:history="1" r:id="rIdmpi4v4ky3muvcij4wym5p">
               <w:r>
                 <w:rPr>
                   <w:rFonts w:ascii="Arial" w:cs="Arial" w:eastAsia="Arial" w:hAnsi="Arial"/>
@@ -16397,7 +16397,7 @@
             <w:pPr>
               <w:spacing w:after="20" w:before="0"/>
             </w:pPr>
-            <w:hyperlink w:history="1" r:id="rIdnzvme2cyp5nhn0gzllcjm">
+            <w:hyperlink w:history="1" r:id="rIdwyt-vcjgzijzrw-cnhz8f">
               <w:r>
                 <w:rPr>
                   <w:rFonts w:ascii="Arial" w:cs="Arial" w:eastAsia="Arial" w:hAnsi="Arial"/>
@@ -16446,7 +16446,7 @@
               <w:spacing w:after="10" w:before="0"/>
               <w:ind w:left="120"/>
             </w:pPr>
-            <w:hyperlink w:history="1" r:id="rIdditmr8fnzdj_ha7ilt55i">
+            <w:hyperlink w:history="1" r:id="rIdlew4zde90h8hyxw2gnord">
               <w:r>
                 <w:rPr>
                   <w:rFonts w:ascii="Arial" w:cs="Arial" w:eastAsia="Arial" w:hAnsi="Arial"/>
@@ -16590,7 +16590,7 @@
               </w:rPr>
               <w:t xml:space="preserve">Observable indicators: (1) the poster includes the Zero Product Property stated correctly; (2) both w = 10 and w = -12 appear, with -12 rejected and a reason; (3) the final hall answer is written as 'width 10 m, length 12 m'; (4) the revised statement is present; (5) each group names a limitation. Use a quick exit ticket: 'Solve x^2 + 4x - 21 = 0 by factorisation' ((x + 7)(x - 3) = 0, x = -7 or x = 3) for those who finish early, to check transfer</w:t>
             </w:r>
-            <w:del w:id="9159" w:author="Claude (AI) - proposed" w:date="2026-10-15T12:57:39Z">
+            <w:del w:id="9159" w:author="Claude (AI) - proposed" w:date="2026-10-18T00:30:49Z">
               <w:r>
                 <w:rPr>
                   <w:rFonts w:ascii="Arial" w:cs="Arial" w:eastAsia="Arial" w:hAnsi="Arial"/>
@@ -16605,7 +16605,7 @@
                 <w:delText xml:space="preserve">.</w:delText>
               </w:r>
             </w:del>
-            <w:ins w:id="9160" w:author="Claude (AI) - proposed" w:date="2026-10-15T12:57:39Z">
+            <w:ins w:id="9160" w:author="Claude (AI) - proposed" w:date="2026-10-18T00:30:49Z">
               <w:r>
                 <w:rPr>
                   <w:rFonts w:ascii="Arial" w:cs="Arial" w:eastAsia="Arial" w:hAnsi="Arial"/>
@@ -17001,7 +17001,7 @@
         </w:rPr>
         <w:t xml:space="preserve">© 2026 SeaVuria and ARES. Aligned with KICD objectives. Developed by SeaVuria; technical implementation by ARES (with AI assistance from Claude). Licensed under </w:t>
       </w:r>
-      <w:hyperlink w:history="1" r:id="rIdidkzknnjnttjrd-gzvpop">
+      <w:hyperlink w:history="1" r:id="rIdsrmty4vkmge_qpk22q9iv">
         <w:r>
           <w:rPr>
             <w:rFonts w:ascii="Arial" w:cs="Arial" w:eastAsia="Arial" w:hAnsi="Arial"/>
@@ -17022,7 +17022,7 @@
         </w:rPr>
         <w:t xml:space="preserve"> (</w:t>
       </w:r>
-      <w:hyperlink w:history="1" r:id="rIdbkmnujc9zougz80k76s24">
+      <w:hyperlink w:history="1" r:id="rIdg3nxh6v8ndcxkt3idz1h_">
         <w:r>
           <w:rPr>
             <w:rFonts w:ascii="Arial" w:cs="Arial" w:eastAsia="Arial" w:hAnsi="Arial"/>
@@ -17099,7 +17099,7 @@
               </w:rPr>
               <w:t xml:space="preserve">LESSON 5 (</w:t>
             </w:r>
-            <w:del w:id="9161" w:author="Claude (AI) - proposed" w:date="2026-10-15T12:57:39Z">
+            <w:del w:id="9161" w:author="Claude (AI) - proposed" w:date="2026-10-18T00:30:49Z">
               <w:r>
                 <w:rPr>
                   <w:rFonts w:ascii="Arial" w:cs="Arial" w:eastAsia="Arial" w:hAnsi="Arial"/>
@@ -17114,7 +17114,7 @@
                 <w:delText xml:space="preserve">40 minutes (one double lesson may be used if available</w:delText>
               </w:r>
             </w:del>
-            <w:ins w:id="9162" w:author="Claude (AI) - proposed" w:date="2026-10-15T12:57:39Z">
+            <w:ins w:id="9162" w:author="Claude (AI) - proposed" w:date="2026-10-18T00:30:49Z">
               <w:r>
                 <w:rPr>
                   <w:rFonts w:ascii="Arial" w:cs="Arial" w:eastAsia="Arial" w:hAnsi="Arial"/>
@@ -17573,7 +17573,7 @@
               <w:spacing w:after="40" w:before="0"/>
               <w:jc w:val="left"/>
             </w:pPr>
-            <w:ins w:id="9163" w:author="Claude (AI) - proposed" w:date="2026-10-15T12:57:39Z">
+            <w:ins w:id="9163" w:author="Claude (AI) - proposed" w:date="2026-10-18T00:30:49Z">
               <w:r>
                 <w:rPr>
                   <w:rFonts w:ascii="Arial" w:cs="Arial" w:eastAsia="Arial" w:hAnsi="Arial"/>
@@ -17601,7 +17601,7 @@
               </w:rPr>
               <w:t xml:space="preserve">How can we use quadratic equations to model and solve problems in day-to-day activities? </w:t>
             </w:r>
-            <w:del w:id="9164" w:author="Claude (AI) - proposed" w:date="2026-10-15T12:57:39Z">
+            <w:del w:id="9164" w:author="Claude (AI) - proposed" w:date="2026-10-18T00:30:49Z">
               <w:r>
                 <w:rPr>
                   <w:rFonts w:ascii="Arial" w:cs="Arial" w:eastAsia="Arial" w:hAnsi="Arial"/>
@@ -18148,7 +18148,7 @@
             <w:pPr>
               <w:spacing w:after="20" w:before="0"/>
             </w:pPr>
-            <w:hyperlink w:history="1" r:id="rIdf84g2swdpkukae-ozstor">
+            <w:hyperlink w:history="1" r:id="rId3zvczgiissx9hnrphcefo">
               <w:r>
                 <w:rPr>
                   <w:rFonts w:ascii="Arial" w:cs="Arial" w:eastAsia="Arial" w:hAnsi="Arial"/>
@@ -18181,7 +18181,7 @@
               <w:spacing w:after="10" w:before="0"/>
               <w:ind w:left="120"/>
             </w:pPr>
-            <w:hyperlink w:history="1" r:id="rIdo_7mkyhllqzzqpr2fr_sj">
+            <w:hyperlink w:history="1" r:id="rId5sdr6_ehpg8x0awnnzkp6">
               <w:r>
                 <w:rPr>
                   <w:rFonts w:ascii="Arial" w:cs="Arial" w:eastAsia="Arial" w:hAnsi="Arial"/>
@@ -18226,7 +18226,7 @@
             <w:pPr>
               <w:spacing w:after="20" w:before="0"/>
             </w:pPr>
-            <w:hyperlink w:history="1" r:id="rIdefyba29kq8t8qq3f7rmdw">
+            <w:hyperlink w:history="1" r:id="rIdutbuikdlfjcdexjiqgft_">
               <w:r>
                 <w:rPr>
                   <w:rFonts w:ascii="Arial" w:cs="Arial" w:eastAsia="Arial" w:hAnsi="Arial"/>
@@ -18259,7 +18259,7 @@
               <w:spacing w:after="10" w:before="0"/>
               <w:ind w:left="120"/>
             </w:pPr>
-            <w:hyperlink w:history="1" r:id="rIduggrarcezcg-pntux5h8q">
+            <w:hyperlink w:history="1" r:id="rIdbs2xpy6omv-to0cr9mjqo">
               <w:r>
                 <w:rPr>
                   <w:rFonts w:ascii="Arial" w:cs="Arial" w:eastAsia="Arial" w:hAnsi="Arial"/>
@@ -18459,7 +18459,7 @@
             <w:pPr>
               <w:spacing w:after="20" w:before="0"/>
             </w:pPr>
-            <w:hyperlink w:history="1" r:id="rIdwr3c-eceie7jxeviias2w">
+            <w:hyperlink w:history="1" r:id="rIdg0jankyjuexglr8yfizye">
               <w:r>
                 <w:rPr>
                   <w:rFonts w:ascii="Arial" w:cs="Arial" w:eastAsia="Arial" w:hAnsi="Arial"/>
@@ -18492,7 +18492,7 @@
               <w:spacing w:after="10" w:before="0"/>
               <w:ind w:left="120"/>
             </w:pPr>
-            <w:hyperlink w:history="1" r:id="rId-fnjpdoixpeqadatn2iqv">
+            <w:hyperlink w:history="1" r:id="rIdeaynkvf7err7-ilq0l8lo">
               <w:r>
                 <w:rPr>
                   <w:rFonts w:ascii="Arial" w:cs="Arial" w:eastAsia="Arial" w:hAnsi="Arial"/>
@@ -18537,7 +18537,7 @@
             <w:pPr>
               <w:spacing w:after="20" w:before="0"/>
             </w:pPr>
-            <w:hyperlink w:history="1" r:id="rIddaif3w4gzbaykt727xl1w">
+            <w:hyperlink w:history="1" r:id="rIdpjmd3gzdjj0ho59iehoeb">
               <w:r>
                 <w:rPr>
                   <w:rFonts w:ascii="Arial" w:cs="Arial" w:eastAsia="Arial" w:hAnsi="Arial"/>
@@ -18570,7 +18570,7 @@
               <w:spacing w:after="10" w:before="0"/>
               <w:ind w:left="120"/>
             </w:pPr>
-            <w:hyperlink w:history="1" r:id="rIdvoeetjxsqx3wkd1nxc3xz">
+            <w:hyperlink w:history="1" r:id="rIdklnu3ixgju_p9hkiw2cfn">
               <w:r>
                 <w:rPr>
                   <w:rFonts w:ascii="Arial" w:cs="Arial" w:eastAsia="Arial" w:hAnsi="Arial"/>
@@ -18648,7 +18648,7 @@
               </w:rPr>
               <w:t xml:space="preserve">Say: 'Your L-shape is the garden's area of 48. It is missing a corner. What area do we need to add to make a perfect square?' WAIT TIME 10-15 seconds. Cold-call 3 students: 'How do you know the corner is 3 by 3?' Press: 'Where does the 3 come from?' (Half of 6.) 'Why is the corner area 9?' Display the board model: x^2 + 6x = 48; add 9 to both sides; x^2 + 6x + 9 = 57; (x + 3)^2 = 57. Ask: 'Why add 9 to BOTH sides?' Cold-call 2 students. Then ask: 'If a number squared equals 57, what could the number be?' WAIT TIME 10 seconds. Elicit the plus and minus square roots: x + 3 = sqrt57 or -sqrt57. Link to Lesson 3: 'Where have we seen x^2 + 6x + 9 = (x + 3)^2 before?' (Perfect square trinomial.)</w:t>
             </w:r>
-            <w:ins w:id="9165" w:author="Claude (AI) - proposed" w:date="2026-10-15T12:57:39Z">
+            <w:ins w:id="9165" w:author="Claude (AI) - proposed" w:date="2026-10-18T00:30:49Z">
               <w:r>
                 <w:rPr>
                   <w:rFonts w:ascii="Arial" w:cs="Arial" w:eastAsia="Arial" w:hAnsi="Arial"/>
@@ -18785,7 +18785,7 @@
             <w:pPr>
               <w:spacing w:after="20" w:before="0"/>
             </w:pPr>
-            <w:hyperlink w:history="1" r:id="rIdosthwovumk4_jnwqflu_l">
+            <w:hyperlink w:history="1" r:id="rId6jtuwq9k1hpx-tdgeg2zn">
               <w:r>
                 <w:rPr>
                   <w:rFonts w:ascii="Arial" w:cs="Arial" w:eastAsia="Arial" w:hAnsi="Arial"/>
@@ -18818,7 +18818,7 @@
               <w:spacing w:after="10" w:before="0"/>
               <w:ind w:left="120"/>
             </w:pPr>
-            <w:hyperlink w:history="1" r:id="rIdj2gr0udvjflxmyi1--u9g">
+            <w:hyperlink w:history="1" r:id="rIdtsniobph9gd5evqq_ok3z">
               <w:r>
                 <w:rPr>
                   <w:rFonts w:ascii="Arial" w:cs="Arial" w:eastAsia="Arial" w:hAnsi="Arial"/>
@@ -18863,7 +18863,7 @@
             <w:pPr>
               <w:spacing w:after="20" w:before="0"/>
             </w:pPr>
-            <w:hyperlink w:history="1" r:id="rId3l8p5djwboreak4yyyubl">
+            <w:hyperlink w:history="1" r:id="rIdtt8k8qxg9mvqdsxh1ikdu">
               <w:r>
                 <w:rPr>
                   <w:rFonts w:ascii="Arial" w:cs="Arial" w:eastAsia="Arial" w:hAnsi="Arial"/>
@@ -18896,7 +18896,7 @@
               <w:spacing w:after="10" w:before="0"/>
               <w:ind w:left="120"/>
             </w:pPr>
-            <w:hyperlink w:history="1" r:id="rIdxjejvb0kqvnczr_ttqrts">
+            <w:hyperlink w:history="1" r:id="rIdy1vnvqi5fh3unvkkklgw8">
               <w:r>
                 <w:rPr>
                   <w:rFonts w:ascii="Arial" w:cs="Arial" w:eastAsia="Arial" w:hAnsi="Arial"/>
@@ -19096,7 +19096,7 @@
             <w:pPr>
               <w:spacing w:after="20" w:before="0"/>
             </w:pPr>
-            <w:hyperlink w:history="1" r:id="rIdariwdtmf1pemc1hxkqrxu">
+            <w:hyperlink w:history="1" r:id="rIdqc2vi-erkm1ck4xdue_tu">
               <w:r>
                 <w:rPr>
                   <w:rFonts w:ascii="Arial" w:cs="Arial" w:eastAsia="Arial" w:hAnsi="Arial"/>
@@ -19129,7 +19129,7 @@
               <w:spacing w:after="10" w:before="0"/>
               <w:ind w:left="120"/>
             </w:pPr>
-            <w:hyperlink w:history="1" r:id="rIds38g5lfndvyt5ayv58yrj">
+            <w:hyperlink w:history="1" r:id="rId4qej7n0tbclemdy1cdtfh">
               <w:r>
                 <w:rPr>
                   <w:rFonts w:ascii="Arial" w:cs="Arial" w:eastAsia="Arial" w:hAnsi="Arial"/>
@@ -19174,7 +19174,7 @@
             <w:pPr>
               <w:spacing w:after="20" w:before="0"/>
             </w:pPr>
-            <w:hyperlink w:history="1" r:id="rIdg-utngx01rlc0g4sqcpjh">
+            <w:hyperlink w:history="1" r:id="rIdl2a2qc583suhn6s2sk1e3">
               <w:r>
                 <w:rPr>
                   <w:rFonts w:ascii="Arial" w:cs="Arial" w:eastAsia="Arial" w:hAnsi="Arial"/>
@@ -19207,7 +19207,7 @@
               <w:spacing w:after="10" w:before="0"/>
               <w:ind w:left="120"/>
             </w:pPr>
-            <w:hyperlink w:history="1" r:id="rIdjx_batiu9yz845gb8edjh">
+            <w:hyperlink w:history="1" r:id="rIdfd3cs2lifya886uhvdxko">
               <w:r>
                 <w:rPr>
                   <w:rFonts w:ascii="Arial" w:cs="Arial" w:eastAsia="Arial" w:hAnsi="Arial"/>
@@ -19407,7 +19407,7 @@
             <w:pPr>
               <w:spacing w:after="20" w:before="0"/>
             </w:pPr>
-            <w:hyperlink w:history="1" r:id="rId5kuzes6nxjixv5ncon_fx">
+            <w:hyperlink w:history="1" r:id="rIdb2w7nmabjtvug0-vmu7bd">
               <w:r>
                 <w:rPr>
                   <w:rFonts w:ascii="Arial" w:cs="Arial" w:eastAsia="Arial" w:hAnsi="Arial"/>
@@ -19440,7 +19440,7 @@
               <w:spacing w:after="10" w:before="0"/>
               <w:ind w:left="120"/>
             </w:pPr>
-            <w:hyperlink w:history="1" r:id="rIdb1pa37etrt7ksprdlsjzc">
+            <w:hyperlink w:history="1" r:id="rIdazfwcpqjkfaqsx3k45q49">
               <w:r>
                 <w:rPr>
                   <w:rFonts w:ascii="Arial" w:cs="Arial" w:eastAsia="Arial" w:hAnsi="Arial"/>
@@ -19485,7 +19485,7 @@
             <w:pPr>
               <w:spacing w:after="20" w:before="0"/>
             </w:pPr>
-            <w:hyperlink w:history="1" r:id="rIdvfqfvrmtjgv9-suojwzml">
+            <w:hyperlink w:history="1" r:id="rIdfvkveuy4pynui4yto9kel">
               <w:r>
                 <w:rPr>
                   <w:rFonts w:ascii="Arial" w:cs="Arial" w:eastAsia="Arial" w:hAnsi="Arial"/>
@@ -19534,7 +19534,7 @@
               <w:spacing w:after="10" w:before="0"/>
               <w:ind w:left="120"/>
             </w:pPr>
-            <w:hyperlink w:history="1" r:id="rId0_hwnwgbuifvxejs5ttez">
+            <w:hyperlink w:history="1" r:id="rIdeffp-rma7i0osryysafzb">
               <w:r>
                 <w:rPr>
                   <w:rFonts w:ascii="Arial" w:cs="Arial" w:eastAsia="Arial" w:hAnsi="Arial"/>
@@ -20059,7 +20059,7 @@
         </w:rPr>
         <w:t xml:space="preserve">© 2026 SeaVuria and ARES. Aligned with KICD objectives. Developed by SeaVuria; technical implementation by ARES (with AI assistance from Claude). Licensed under </w:t>
       </w:r>
-      <w:hyperlink w:history="1" r:id="rIdt7fmsid7n2uvme-m-adhx">
+      <w:hyperlink w:history="1" r:id="rId-fm8wjirkoqhbm1ynlgtk">
         <w:r>
           <w:rPr>
             <w:rFonts w:ascii="Arial" w:cs="Arial" w:eastAsia="Arial" w:hAnsi="Arial"/>
@@ -20080,7 +20080,7 @@
         </w:rPr>
         <w:t xml:space="preserve"> (</w:t>
       </w:r>
-      <w:hyperlink w:history="1" r:id="rId1ya6gve4ivr9qkibh5y_6">
+      <w:hyperlink w:history="1" r:id="rIda8yy_otijnnsfpcbxqm2i">
         <w:r>
           <w:rPr>
             <w:rFonts w:ascii="Arial" w:cs="Arial" w:eastAsia="Arial" w:hAnsi="Arial"/>
@@ -20157,7 +20157,7 @@
               </w:rPr>
               <w:t xml:space="preserve">LESSON 6 (80 minutes (2 x 40-minute periods</w:t>
             </w:r>
-            <w:ins w:id="9166" w:author="Claude (AI) - proposed" w:date="2026-10-15T12:57:39Z">
+            <w:ins w:id="9166" w:author="Claude (AI) - proposed" w:date="2026-10-18T00:30:49Z">
               <w:r>
                 <w:rPr>
                   <w:rFonts w:ascii="Arial" w:cs="Arial" w:eastAsia="Arial" w:hAnsi="Arial"/>
@@ -20616,7 +20616,7 @@
               <w:spacing w:after="40" w:before="0"/>
               <w:jc w:val="left"/>
             </w:pPr>
-            <w:ins w:id="9167" w:author="Claude (AI) - proposed" w:date="2026-10-15T12:57:39Z">
+            <w:ins w:id="9167" w:author="Claude (AI) - proposed" w:date="2026-10-18T00:30:49Z">
               <w:r>
                 <w:rPr>
                   <w:rFonts w:ascii="Arial" w:cs="Arial" w:eastAsia="Arial" w:hAnsi="Arial"/>
@@ -21163,7 +21163,7 @@
             <w:pPr>
               <w:spacing w:after="20" w:before="0"/>
             </w:pPr>
-            <w:hyperlink w:history="1" r:id="rIdrvjude08r2b1qynne_kpg">
+            <w:hyperlink w:history="1" r:id="rIdhuanj668ji_tdrshudowp">
               <w:r>
                 <w:rPr>
                   <w:rFonts w:ascii="Arial" w:cs="Arial" w:eastAsia="Arial" w:hAnsi="Arial"/>
@@ -21196,7 +21196,7 @@
               <w:spacing w:after="10" w:before="0"/>
               <w:ind w:left="120"/>
             </w:pPr>
-            <w:hyperlink w:history="1" r:id="rIdiktt5ial69m6elvgnq68x">
+            <w:hyperlink w:history="1" r:id="rIdiuwioyi1dhtrz0jwhpcut">
               <w:r>
                 <w:rPr>
                   <w:rFonts w:ascii="Arial" w:cs="Arial" w:eastAsia="Arial" w:hAnsi="Arial"/>
@@ -21241,7 +21241,7 @@
             <w:pPr>
               <w:spacing w:after="20" w:before="0"/>
             </w:pPr>
-            <w:hyperlink w:history="1" r:id="rId_7pbpb0okifczc-f7cq3a">
+            <w:hyperlink w:history="1" r:id="rIdikbargbbg8bxsos7zcu0j">
               <w:r>
                 <w:rPr>
                   <w:rFonts w:ascii="Arial" w:cs="Arial" w:eastAsia="Arial" w:hAnsi="Arial"/>
@@ -21274,7 +21274,7 @@
               <w:spacing w:after="10" w:before="0"/>
               <w:ind w:left="120"/>
             </w:pPr>
-            <w:hyperlink w:history="1" r:id="rIducu_9xtkuami8w6dvslnf">
+            <w:hyperlink w:history="1" r:id="rId7vzb7kyqs_z6ta1n5q1mk">
               <w:r>
                 <w:rPr>
                   <w:rFonts w:ascii="Arial" w:cs="Arial" w:eastAsia="Arial" w:hAnsi="Arial"/>
@@ -21474,7 +21474,7 @@
             <w:pPr>
               <w:spacing w:after="20" w:before="0"/>
             </w:pPr>
-            <w:hyperlink w:history="1" r:id="rIdvcztq_d1jb5nmkrjwqwob">
+            <w:hyperlink w:history="1" r:id="rIdkfutxtc9q2xan5m0w6mlj">
               <w:r>
                 <w:rPr>
                   <w:rFonts w:ascii="Arial" w:cs="Arial" w:eastAsia="Arial" w:hAnsi="Arial"/>
@@ -21507,7 +21507,7 @@
               <w:spacing w:after="10" w:before="0"/>
               <w:ind w:left="120"/>
             </w:pPr>
-            <w:hyperlink w:history="1" r:id="rIdkqk1ehezo2tymnhqsjhrb">
+            <w:hyperlink w:history="1" r:id="rIdzwaeegny-7p0h3xrmypc9">
               <w:r>
                 <w:rPr>
                   <w:rFonts w:ascii="Arial" w:cs="Arial" w:eastAsia="Arial" w:hAnsi="Arial"/>
@@ -21552,7 +21552,7 @@
             <w:pPr>
               <w:spacing w:after="20" w:before="0"/>
             </w:pPr>
-            <w:hyperlink w:history="1" r:id="rIdoqrerdwlampovjoeclqvp">
+            <w:hyperlink w:history="1" r:id="rIdopwzfvbu04u4jqs3hjfq9">
               <w:r>
                 <w:rPr>
                   <w:rFonts w:ascii="Arial" w:cs="Arial" w:eastAsia="Arial" w:hAnsi="Arial"/>
@@ -21585,7 +21585,7 @@
               <w:spacing w:after="10" w:before="0"/>
               <w:ind w:left="120"/>
             </w:pPr>
-            <w:hyperlink w:history="1" r:id="rIda8n6nmo3d3bmt2q-arbcf">
+            <w:hyperlink w:history="1" r:id="rIdmglg_kckduj3otmt6usi2">
               <w:r>
                 <w:rPr>
                   <w:rFonts w:ascii="Arial" w:cs="Arial" w:eastAsia="Arial" w:hAnsi="Arial"/>
@@ -21630,7 +21630,7 @@
               </w:rPr>
               <w:t xml:space="preserve">Part A (derivation, about </w:t>
             </w:r>
-            <w:del w:id="9168" w:author="Claude (AI) - proposed" w:date="2026-10-15T12:57:39Z">
+            <w:del w:id="9168" w:author="Claude (AI) - proposed" w:date="2026-10-18T00:30:49Z">
               <w:r>
                 <w:rPr>
                   <w:rFonts w:ascii="Arial" w:cs="Arial" w:eastAsia="Arial" w:hAnsi="Arial"/>
@@ -21645,7 +21645,7 @@
                 <w:delText xml:space="preserve">20</w:delText>
               </w:r>
             </w:del>
-            <w:ins w:id="9169" w:author="Claude (AI) - proposed" w:date="2026-10-15T12:57:39Z">
+            <w:ins w:id="9169" w:author="Claude (AI) - proposed" w:date="2026-10-18T00:30:49Z">
               <w:r>
                 <w:rPr>
                   <w:rFonts w:ascii="Arial" w:cs="Arial" w:eastAsia="Arial" w:hAnsi="Arial"/>
@@ -21673,7 +21673,7 @@
               </w:rPr>
               <w:t xml:space="preserve"> minutes): In groups of 4, learners get a strip with the steps of completing the square on ax² + bx + c = 0 in scrambled order. They first recall the Nakuru pattern x² + 6x + 9 = 57 and then follow the same moves in letters: divide by a to get x² + (b/a)x + c/a = 0; move c/a across; add (b/2a)² to both sides; write the left side as (x + b/2a)²; combine the right side to (b² - 4ac)/4a²; take square roots with ±; solve for x. They reorder the steps and glue them into their notebooks, finishing with x = (-b ± √(b² - 4ac))/(2a). Part B (Mombasa stone, about </w:t>
             </w:r>
-            <w:del w:id="9170" w:author="Claude (AI) - proposed" w:date="2026-10-15T12:57:39Z">
+            <w:del w:id="9170" w:author="Claude (AI) - proposed" w:date="2026-10-18T00:30:49Z">
               <w:r>
                 <w:rPr>
                   <w:rFonts w:ascii="Arial" w:cs="Arial" w:eastAsia="Arial" w:hAnsi="Arial"/>
@@ -21688,7 +21688,7 @@
                 <w:delText xml:space="preserve">15</w:delText>
               </w:r>
             </w:del>
-            <w:ins w:id="9171" w:author="Claude (AI) - proposed" w:date="2026-10-15T12:57:39Z">
+            <w:ins w:id="9171" w:author="Claude (AI) - proposed" w:date="2026-10-18T00:30:49Z">
               <w:r>
                 <w:rPr>
                   <w:rFonts w:ascii="Arial" w:cs="Arial" w:eastAsia="Arial" w:hAnsi="Arial"/>
@@ -21716,7 +21716,7 @@
               </w:rPr>
               <w:t xml:space="preserve"> minutes): Using a = -5, b = 20, c = 25 they compute D = 20² - 4(-5)(25) = 400 + 500 = 900, √900 = 30, and t = (-20 ± 30)/(-10), giving t = -1 or t = 5. They compare with factorisation: dividing by -5 gives t² - 4t - 5 = 0 = (t - 5)(t + 1). They reject t = -1 (before the throw), so the stone lands at t = 5 s, and use a calculator to confirm h = -5(25) + 20(5) + 25 = 0. They also find the maximum height at t = 2 s: h = -20 + 40 + 25 = 45 m. Part C (</w:t>
             </w:r>
-            <w:ins w:id="9172" w:author="Claude (AI) - proposed" w:date="2026-10-15T12:57:39Z">
+            <w:ins w:id="9172" w:author="Claude (AI) - proposed" w:date="2026-10-18T00:30:49Z">
               <w:r>
                 <w:rPr>
                   <w:rFonts w:ascii="Arial" w:cs="Arial" w:eastAsia="Arial" w:hAnsi="Arial"/>
@@ -21744,7 +21744,7 @@
               </w:rPr>
               <w:t xml:space="preserve">hall check, about </w:t>
             </w:r>
-            <w:del w:id="9173" w:author="Claude (AI) - proposed" w:date="2026-10-15T12:57:39Z">
+            <w:del w:id="9173" w:author="Claude (AI) - proposed" w:date="2026-10-18T00:30:49Z">
               <w:r>
                 <w:rPr>
                   <w:rFonts w:ascii="Arial" w:cs="Arial" w:eastAsia="Arial" w:hAnsi="Arial"/>
@@ -21759,7 +21759,7 @@
                 <w:delText xml:space="preserve">8 minutes</w:delText>
               </w:r>
             </w:del>
-            <w:ins w:id="9174" w:author="Claude (AI) - proposed" w:date="2026-10-15T12:57:39Z">
+            <w:ins w:id="9174" w:author="Claude (AI) - proposed" w:date="2026-10-18T00:30:49Z">
               <w:r>
                 <w:rPr>
                   <w:rFonts w:ascii="Arial" w:cs="Arial" w:eastAsia="Arial" w:hAnsi="Arial"/>
@@ -21787,7 +21787,7 @@
               </w:rPr>
               <w:t xml:space="preserve">): For w² + 2w - 120 = 0 (a = 1, b = 2, c = -120) they compute D = 4 + 480 = 484, √484 = 22, w = (-2 ± 22)/2 = 10 or -12, matching the factorised answer: width 10 m, length 12 m. Part D (discriminant, about </w:t>
             </w:r>
-            <w:del w:id="9175" w:author="Claude (AI) - proposed" w:date="2026-10-15T12:57:39Z">
+            <w:del w:id="9175" w:author="Claude (AI) - proposed" w:date="2026-10-18T00:30:49Z">
               <w:r>
                 <w:rPr>
                   <w:rFonts w:ascii="Arial" w:cs="Arial" w:eastAsia="Arial" w:hAnsi="Arial"/>
@@ -21802,7 +21802,7 @@
                 <w:delText xml:space="preserve">12</w:delText>
               </w:r>
             </w:del>
-            <w:ins w:id="9176" w:author="Claude (AI) - proposed" w:date="2026-10-15T12:57:39Z">
+            <w:ins w:id="9176" w:author="Claude (AI) - proposed" w:date="2026-10-18T00:30:49Z">
               <w:r>
                 <w:rPr>
                   <w:rFonts w:ascii="Arial" w:cs="Arial" w:eastAsia="Arial" w:hAnsi="Arial"/>
@@ -21985,7 +21985,7 @@
             <w:pPr>
               <w:spacing w:after="20" w:before="0"/>
             </w:pPr>
-            <w:hyperlink w:history="1" r:id="rIdxtvnsaotm40pwwjnphro-">
+            <w:hyperlink w:history="1" r:id="rIds-cxxw7tb1bm_dawqj4ut">
               <w:r>
                 <w:rPr>
                   <w:rFonts w:ascii="Arial" w:cs="Arial" w:eastAsia="Arial" w:hAnsi="Arial"/>
@@ -22018,7 +22018,7 @@
               <w:spacing w:after="10" w:before="0"/>
               <w:ind w:left="120"/>
             </w:pPr>
-            <w:hyperlink w:history="1" r:id="rIdwu1exrq6wduxmwm_rzoke">
+            <w:hyperlink w:history="1" r:id="rId0hzafedudkjjt_nayw4uy">
               <w:r>
                 <w:rPr>
                   <w:rFonts w:ascii="Arial" w:cs="Arial" w:eastAsia="Arial" w:hAnsi="Arial"/>
@@ -22063,7 +22063,7 @@
             <w:pPr>
               <w:spacing w:after="20" w:before="0"/>
             </w:pPr>
-            <w:hyperlink w:history="1" r:id="rIdyegapa2tbdojgjkeasgow">
+            <w:hyperlink w:history="1" r:id="rIdbxvrkzr_lieg3qh8ytk58">
               <w:r>
                 <w:rPr>
                   <w:rFonts w:ascii="Arial" w:cs="Arial" w:eastAsia="Arial" w:hAnsi="Arial"/>
@@ -22096,7 +22096,7 @@
               <w:spacing w:after="10" w:before="0"/>
               <w:ind w:left="120"/>
             </w:pPr>
-            <w:hyperlink w:history="1" r:id="rIdfwy8wpxczlxfqni2ybamb">
+            <w:hyperlink w:history="1" r:id="rIdy4_kbdcudqyjfgbdqrerx">
               <w:r>
                 <w:rPr>
                   <w:rFonts w:ascii="Arial" w:cs="Arial" w:eastAsia="Arial" w:hAnsi="Arial"/>
@@ -22174,7 +22174,7 @@
               </w:rPr>
               <w:t xml:space="preserve">Introduce: 'Mama Wanjiru in Gikomba-style market trading wants exactly 700 KES a day. Is there only one price?' Let pairs work for 6 minutes. Walk around asking: 'Why did we divide by 4 first?' and 'What is b here? Is it 30 or -30?' Give WAIT TIME of 10-15 seconds. Ask 3 pairs to share their two prices and 2 pairs to justify the choice of 7.93 KES. Challenge: 'Both prices give 700 KES. Why would she not choose 22.07?' Push for evidence using mandazi numbers sold (88 versus 32). </w:t>
             </w:r>
-            <w:ins w:id="9177" w:author="Claude (AI) - proposed" w:date="2026-10-15T12:57:39Z">
+            <w:ins w:id="9177" w:author="Claude (AI) - proposed" w:date="2026-10-18T00:30:49Z">
               <w:r>
                 <w:rPr>
                   <w:rFonts w:ascii="Arial" w:cs="Arial" w:eastAsia="Arial" w:hAnsi="Arial"/>
@@ -22324,7 +22324,7 @@
             <w:pPr>
               <w:spacing w:after="20" w:before="0"/>
             </w:pPr>
-            <w:hyperlink w:history="1" r:id="rIdru73-akhzufd2rkkfj651">
+            <w:hyperlink w:history="1" r:id="rIdukai8fcznuesbnh6pg9au">
               <w:r>
                 <w:rPr>
                   <w:rFonts w:ascii="Arial" w:cs="Arial" w:eastAsia="Arial" w:hAnsi="Arial"/>
@@ -22357,7 +22357,7 @@
               <w:spacing w:after="10" w:before="0"/>
               <w:ind w:left="120"/>
             </w:pPr>
-            <w:hyperlink w:history="1" r:id="rIdugbw8b3locmyrsxi6sof3">
+            <w:hyperlink w:history="1" r:id="rIdhilbe-2hhi3-lb1ogb7kp">
               <w:r>
                 <w:rPr>
                   <w:rFonts w:ascii="Arial" w:cs="Arial" w:eastAsia="Arial" w:hAnsi="Arial"/>
@@ -22402,7 +22402,7 @@
             <w:pPr>
               <w:spacing w:after="20" w:before="0"/>
             </w:pPr>
-            <w:hyperlink w:history="1" r:id="rIdzhj7oykt7etfwhlriqd5h">
+            <w:hyperlink w:history="1" r:id="rIdif17li787vc9yste440ah">
               <w:r>
                 <w:rPr>
                   <w:rFonts w:ascii="Arial" w:cs="Arial" w:eastAsia="Arial" w:hAnsi="Arial"/>
@@ -22435,7 +22435,7 @@
               <w:spacing w:after="10" w:before="0"/>
               <w:ind w:left="120"/>
             </w:pPr>
-            <w:hyperlink w:history="1" r:id="rIdciondqrzvbg0n_unfp76q">
+            <w:hyperlink w:history="1" r:id="rIdjjmwzf5gar07xylmx0wdh">
               <w:r>
                 <w:rPr>
                   <w:rFonts w:ascii="Arial" w:cs="Arial" w:eastAsia="Arial" w:hAnsi="Arial"/>
@@ -22635,7 +22635,7 @@
             <w:pPr>
               <w:spacing w:after="20" w:before="0"/>
             </w:pPr>
-            <w:hyperlink w:history="1" r:id="rIdhzgqsctkbdfys5-x_vhhl">
+            <w:hyperlink w:history="1" r:id="rIdcgf-k6cgqk2ihv9qcdhe8">
               <w:r>
                 <w:rPr>
                   <w:rFonts w:ascii="Arial" w:cs="Arial" w:eastAsia="Arial" w:hAnsi="Arial"/>
@@ -22668,7 +22668,7 @@
               <w:spacing w:after="10" w:before="0"/>
               <w:ind w:left="120"/>
             </w:pPr>
-            <w:hyperlink w:history="1" r:id="rIdtggqbnwbpnhlpgdesbfiq">
+            <w:hyperlink w:history="1" r:id="rIdngbcma9fwih_ub6quzxd0">
               <w:r>
                 <w:rPr>
                   <w:rFonts w:ascii="Arial" w:cs="Arial" w:eastAsia="Arial" w:hAnsi="Arial"/>
@@ -22713,7 +22713,7 @@
             <w:pPr>
               <w:spacing w:after="20" w:before="0"/>
             </w:pPr>
-            <w:hyperlink w:history="1" r:id="rIdcdvnreclzygl3-mvio5hb">
+            <w:hyperlink w:history="1" r:id="rIdvufkh0xa-rwp_ownq8bfb">
               <w:r>
                 <w:rPr>
                   <w:rFonts w:ascii="Arial" w:cs="Arial" w:eastAsia="Arial" w:hAnsi="Arial"/>
@@ -22762,7 +22762,7 @@
               <w:spacing w:after="10" w:before="0"/>
               <w:ind w:left="120"/>
             </w:pPr>
-            <w:hyperlink w:history="1" r:id="rIdlcdcb-bz3_9ly8pcbmws6">
+            <w:hyperlink w:history="1" r:id="rIdf8fh7qzhlrncucmcg50i5">
               <w:r>
                 <w:rPr>
                   <w:rFonts w:ascii="Arial" w:cs="Arial" w:eastAsia="Arial" w:hAnsi="Arial"/>
@@ -23287,7 +23287,7 @@
         </w:rPr>
         <w:t xml:space="preserve">© 2026 SeaVuria and ARES. Aligned with KICD objectives. Developed by SeaVuria; technical implementation by ARES (with AI assistance from Claude). Licensed under </w:t>
       </w:r>
-      <w:hyperlink w:history="1" r:id="rIdibv3-grnfl1ygtkz-fpve">
+      <w:hyperlink w:history="1" r:id="rIda-jh6ddqeimekilfarsd0">
         <w:r>
           <w:rPr>
             <w:rFonts w:ascii="Arial" w:cs="Arial" w:eastAsia="Arial" w:hAnsi="Arial"/>
@@ -23308,7 +23308,7 @@
         </w:rPr>
         <w:t xml:space="preserve"> (</w:t>
       </w:r>
-      <w:hyperlink w:history="1" r:id="rIdb9juvfjj6lz1ybayhgoks">
+      <w:hyperlink w:history="1" r:id="rIdypnphvb8tevhvvz_xwfiy">
         <w:r>
           <w:rPr>
             <w:rFonts w:ascii="Arial" w:cs="Arial" w:eastAsia="Arial" w:hAnsi="Arial"/>
@@ -23385,7 +23385,7 @@
               </w:rPr>
               <w:t xml:space="preserve">LESSON 7 (</w:t>
             </w:r>
-            <w:del w:id="9178" w:author="Claude (AI) - proposed" w:date="2026-10-15T12:57:39Z">
+            <w:del w:id="9178" w:author="Claude (AI) - proposed" w:date="2026-10-18T00:30:49Z">
               <w:r>
                 <w:rPr>
                   <w:rFonts w:ascii="Arial" w:cs="Arial" w:eastAsia="Arial" w:hAnsi="Arial"/>
@@ -23400,7 +23400,7 @@
                 <w:delText xml:space="preserve">40 minutes (one double lesson of 80 minutes recommended if the poster is completed in class</w:delText>
               </w:r>
             </w:del>
-            <w:ins w:id="9179" w:author="Claude (AI) - proposed" w:date="2026-10-15T12:57:39Z">
+            <w:ins w:id="9179" w:author="Claude (AI) - proposed" w:date="2026-10-18T00:30:49Z">
               <w:r>
                 <w:rPr>
                   <w:rFonts w:ascii="Arial" w:cs="Arial" w:eastAsia="Arial" w:hAnsi="Arial"/>
@@ -23859,7 +23859,7 @@
               <w:spacing w:after="40" w:before="0"/>
               <w:jc w:val="left"/>
             </w:pPr>
-            <w:ins w:id="9180" w:author="Claude (AI) - proposed" w:date="2026-10-15T12:57:39Z">
+            <w:ins w:id="9180" w:author="Claude (AI) - proposed" w:date="2026-10-18T00:30:49Z">
               <w:r>
                 <w:rPr>
                   <w:rFonts w:ascii="Arial" w:cs="Arial" w:eastAsia="Arial" w:hAnsi="Arial"/>
@@ -24406,7 +24406,7 @@
             <w:pPr>
               <w:spacing w:after="20" w:before="0"/>
             </w:pPr>
-            <w:hyperlink w:history="1" r:id="rIdcme-7ji6nxg2ylgayttfu">
+            <w:hyperlink w:history="1" r:id="rIdmydz0eawy1nppqubnf6g9">
               <w:r>
                 <w:rPr>
                   <w:rFonts w:ascii="Arial" w:cs="Arial" w:eastAsia="Arial" w:hAnsi="Arial"/>
@@ -24439,7 +24439,7 @@
               <w:spacing w:after="10" w:before="0"/>
               <w:ind w:left="120"/>
             </w:pPr>
-            <w:hyperlink w:history="1" r:id="rIdg06emtkbl2kuitg-s-meu">
+            <w:hyperlink w:history="1" r:id="rIdbzkhrukym1ti0bamnau7e">
               <w:r>
                 <w:rPr>
                   <w:rFonts w:ascii="Arial" w:cs="Arial" w:eastAsia="Arial" w:hAnsi="Arial"/>
@@ -24484,7 +24484,7 @@
             <w:pPr>
               <w:spacing w:after="20" w:before="0"/>
             </w:pPr>
-            <w:hyperlink w:history="1" r:id="rIdkskdioqc3m0wwpal__sdg">
+            <w:hyperlink w:history="1" r:id="rIdrjon1ej6b47qbotw5a5yw">
               <w:r>
                 <w:rPr>
                   <w:rFonts w:ascii="Arial" w:cs="Arial" w:eastAsia="Arial" w:hAnsi="Arial"/>
@@ -24517,7 +24517,7 @@
               <w:spacing w:after="10" w:before="0"/>
               <w:ind w:left="120"/>
             </w:pPr>
-            <w:hyperlink w:history="1" r:id="rIdep5cfyezvcgvfrjgo5ys-">
+            <w:hyperlink w:history="1" r:id="rId8t5yyt-q24ndckd8gee0j">
               <w:r>
                 <w:rPr>
                   <w:rFonts w:ascii="Arial" w:cs="Arial" w:eastAsia="Arial" w:hAnsi="Arial"/>
@@ -24717,7 +24717,7 @@
             <w:pPr>
               <w:spacing w:after="20" w:before="0"/>
             </w:pPr>
-            <w:hyperlink w:history="1" r:id="rIdasy5xqticyx1ghmiadlyy">
+            <w:hyperlink w:history="1" r:id="rIde1u5g-6xe6gohjumad58y">
               <w:r>
                 <w:rPr>
                   <w:rFonts w:ascii="Arial" w:cs="Arial" w:eastAsia="Arial" w:hAnsi="Arial"/>
@@ -24750,7 +24750,7 @@
               <w:spacing w:after="10" w:before="0"/>
               <w:ind w:left="120"/>
             </w:pPr>
-            <w:hyperlink w:history="1" r:id="rIdxjkji4nfy5ibql8ivo7qa">
+            <w:hyperlink w:history="1" r:id="rIddxudjpgg-q1aazxm8pnmi">
               <w:r>
                 <w:rPr>
                   <w:rFonts w:ascii="Arial" w:cs="Arial" w:eastAsia="Arial" w:hAnsi="Arial"/>
@@ -24795,7 +24795,7 @@
             <w:pPr>
               <w:spacing w:after="20" w:before="0"/>
             </w:pPr>
-            <w:hyperlink w:history="1" r:id="rId0cb1b5kkptsu5yqtveqpe">
+            <w:hyperlink w:history="1" r:id="rIdbndvn2im_1gn5zd8aew5_">
               <w:r>
                 <w:rPr>
                   <w:rFonts w:ascii="Arial" w:cs="Arial" w:eastAsia="Arial" w:hAnsi="Arial"/>
@@ -24828,7 +24828,7 @@
               <w:spacing w:after="10" w:before="0"/>
               <w:ind w:left="120"/>
             </w:pPr>
-            <w:hyperlink w:history="1" r:id="rIdxd6tpc4n1f2v9bmafs5mf">
+            <w:hyperlink w:history="1" r:id="rIdyjevpvog3ykgmjed0c7qu">
               <w:r>
                 <w:rPr>
                   <w:rFonts w:ascii="Arial" w:cs="Arial" w:eastAsia="Arial" w:hAnsi="Arial"/>
@@ -24906,7 +24906,7 @@
               </w:rPr>
               <w:t xml:space="preserve">Say: 'You are the Githurai committee. Show them three ways to find the width, and compare how much work each takes.' Assign roles: reader, recorder, checker, reporter</w:t>
             </w:r>
-            <w:ins w:id="9181" w:author="Claude (AI) - proposed" w:date="2026-10-15T12:57:39Z">
+            <w:ins w:id="9181" w:author="Claude (AI) - proposed" w:date="2026-10-18T00:30:49Z">
               <w:r>
                 <w:rPr>
                   <w:rFonts w:ascii="Arial" w:cs="Arial" w:eastAsia="Arial" w:hAnsi="Arial"/>
@@ -25056,7 +25056,7 @@
             <w:pPr>
               <w:spacing w:after="20" w:before="0"/>
             </w:pPr>
-            <w:hyperlink w:history="1" r:id="rIdrwxojl0cz1sg0way9pfnw">
+            <w:hyperlink w:history="1" r:id="rId-kn96ojdx-k0yb32hcy8y">
               <w:r>
                 <w:rPr>
                   <w:rFonts w:ascii="Arial" w:cs="Arial" w:eastAsia="Arial" w:hAnsi="Arial"/>
@@ -25105,7 +25105,7 @@
               <w:spacing w:after="10" w:before="0"/>
               <w:ind w:left="120"/>
             </w:pPr>
-            <w:hyperlink w:history="1" r:id="rId8b9v1skcnylgf0btf216j">
+            <w:hyperlink w:history="1" r:id="rId8kydy5lszubmwflk8-xas">
               <w:r>
                 <w:rPr>
                   <w:rFonts w:ascii="Arial" w:cs="Arial" w:eastAsia="Arial" w:hAnsi="Arial"/>
@@ -25150,7 +25150,7 @@
             <w:pPr>
               <w:spacing w:after="20" w:before="0"/>
             </w:pPr>
-            <w:hyperlink w:history="1" r:id="rIdhjmu2jsmwel2nlnwxb5ti">
+            <w:hyperlink w:history="1" r:id="rIdqe1vw7mxh3d6tstutlfse">
               <w:r>
                 <w:rPr>
                   <w:rFonts w:ascii="Arial" w:cs="Arial" w:eastAsia="Arial" w:hAnsi="Arial"/>
@@ -25199,7 +25199,7 @@
               <w:spacing w:after="10" w:before="0"/>
               <w:ind w:left="120"/>
             </w:pPr>
-            <w:hyperlink w:history="1" r:id="rIdygo8ig3z9fxpicpmmqb5d">
+            <w:hyperlink w:history="1" r:id="rIdxun0a1dzkzld2c9jhz4qg">
               <w:r>
                 <w:rPr>
                   <w:rFonts w:ascii="Arial" w:cs="Arial" w:eastAsia="Arial" w:hAnsi="Arial"/>
@@ -25399,7 +25399,7 @@
             <w:pPr>
               <w:spacing w:after="20" w:before="0"/>
             </w:pPr>
-            <w:hyperlink w:history="1" r:id="rIdpaq9hldbmoceghm4csxxz">
+            <w:hyperlink w:history="1" r:id="rIdocnt2xfv0f5h6uh_uhvvm">
               <w:r>
                 <w:rPr>
                   <w:rFonts w:ascii="Arial" w:cs="Arial" w:eastAsia="Arial" w:hAnsi="Arial"/>
@@ -25448,7 +25448,7 @@
               <w:spacing w:after="10" w:before="0"/>
               <w:ind w:left="120"/>
             </w:pPr>
-            <w:hyperlink w:history="1" r:id="rIdkpdpagjo_uhbbup93mt7m">
+            <w:hyperlink w:history="1" r:id="rId75j11ifum4tcrwaa3afxc">
               <w:r>
                 <w:rPr>
                   <w:rFonts w:ascii="Arial" w:cs="Arial" w:eastAsia="Arial" w:hAnsi="Arial"/>
@@ -25493,7 +25493,7 @@
             <w:pPr>
               <w:spacing w:after="20" w:before="0"/>
             </w:pPr>
-            <w:hyperlink w:history="1" r:id="rIdefmmjdlfhquqkh4gugyct">
+            <w:hyperlink w:history="1" r:id="rIdznr66lvtu1xrpm8rg5hx7">
               <w:r>
                 <w:rPr>
                   <w:rFonts w:ascii="Arial" w:cs="Arial" w:eastAsia="Arial" w:hAnsi="Arial"/>
@@ -25542,7 +25542,7 @@
               <w:spacing w:after="10" w:before="0"/>
               <w:ind w:left="120"/>
             </w:pPr>
-            <w:hyperlink w:history="1" r:id="rIdmrtfpxcrtfol1fvl86t8t">
+            <w:hyperlink w:history="1" r:id="rIdzfzxcvywuaye6mkqden2f">
               <w:r>
                 <w:rPr>
                   <w:rFonts w:ascii="Arial" w:cs="Arial" w:eastAsia="Arial" w:hAnsi="Arial"/>
@@ -25587,7 +25587,7 @@
               </w:rPr>
               <w:t xml:space="preserve">Learners return to the Driving Question Board with the 'What we notice / What we wonder' cards from earlier lessons (for example, 'Why can't we just use a linear equation?', 'Why are there two answers?', 'How do we find the width exactly?', 'Can every quadratic be factorised?'). In groups they take turns choosing a card, reading it aloud, and attaching an answer card with evidence from the unit (trial-and-error table, factorisation, completing the square, formula, discriminant, Kitale, tickets, verandah). They add 'What we now understand' cards and one new wonder card for future learning (for example, the maximum height of the Mombasa stone or other curves)</w:t>
             </w:r>
-            <w:ins w:id="9182" w:author="Claude (AI) - proposed" w:date="2026-10-15T12:57:39Z">
+            <w:ins w:id="9182" w:author="Claude (AI) - proposed" w:date="2026-10-18T00:30:49Z">
               <w:r>
                 <w:rPr>
                   <w:rFonts w:ascii="Arial" w:cs="Arial" w:eastAsia="Arial" w:hAnsi="Arial"/>
@@ -25770,7 +25770,7 @@
             <w:pPr>
               <w:spacing w:after="20" w:before="0"/>
             </w:pPr>
-            <w:hyperlink w:history="1" r:id="rIdgfhoh6pcl0lkfzjqdodhq">
+            <w:hyperlink w:history="1" r:id="rIdeht8mr2nqqnk8_qeuq-0c">
               <w:r>
                 <w:rPr>
                   <w:rFonts w:ascii="Arial" w:cs="Arial" w:eastAsia="Arial" w:hAnsi="Arial"/>
@@ -25819,7 +25819,7 @@
               <w:spacing w:after="10" w:before="0"/>
               <w:ind w:left="120"/>
             </w:pPr>
-            <w:hyperlink w:history="1" r:id="rIdu2flzcigpca3jxt_bwwms">
+            <w:hyperlink w:history="1" r:id="rIdbijs9zxhzdaxh6yrpkxok">
               <w:r>
                 <w:rPr>
                   <w:rFonts w:ascii="Arial" w:cs="Arial" w:eastAsia="Arial" w:hAnsi="Arial"/>
@@ -25864,7 +25864,7 @@
             <w:pPr>
               <w:spacing w:after="20" w:before="0"/>
             </w:pPr>
-            <w:hyperlink w:history="1" r:id="rIdudonnkeyng50tzrvg17vy">
+            <w:hyperlink w:history="1" r:id="rIdrfnn6dpjuxnizcn0od6rv">
               <w:r>
                 <w:rPr>
                   <w:rFonts w:ascii="Arial" w:cs="Arial" w:eastAsia="Arial" w:hAnsi="Arial"/>
@@ -25913,7 +25913,7 @@
               <w:spacing w:after="10" w:before="0"/>
               <w:ind w:left="120"/>
             </w:pPr>
-            <w:hyperlink w:history="1" r:id="rId7zdm4arnx_fm-hneo36da">
+            <w:hyperlink w:history="1" r:id="rIdvmnvdgdohsiivnzwcn7hk">
               <w:r>
                 <w:rPr>
                   <w:rFonts w:ascii="Arial" w:cs="Arial" w:eastAsia="Arial" w:hAnsi="Arial"/>
@@ -26438,7 +26438,7 @@
         </w:rPr>
         <w:t xml:space="preserve">© 2026 SeaVuria and ARES. Aligned with KICD objectives. Developed by SeaVuria; technical implementation by ARES (with AI assistance from Claude). Licensed under </w:t>
       </w:r>
-      <w:hyperlink w:history="1" r:id="rId9xdakae5lffudvtzgjxgs">
+      <w:hyperlink w:history="1" r:id="rIdzyhnotekhybsxcbyoey1-">
         <w:r>
           <w:rPr>
             <w:rFonts w:ascii="Arial" w:cs="Arial" w:eastAsia="Arial" w:hAnsi="Arial"/>
@@ -26459,7 +26459,7 @@
         </w:rPr>
         <w:t xml:space="preserve"> (</w:t>
       </w:r>
-      <w:hyperlink w:history="1" r:id="rIdttz8r_flsczbczgh50fki">
+      <w:hyperlink w:history="1" r:id="rIdg_pfjn1jepmtzqncdcunw">
         <w:r>
           <w:rPr>
             <w:rFonts w:ascii="Arial" w:cs="Arial" w:eastAsia="Arial" w:hAnsi="Arial"/>
